--- a/中医药期刊特色栏目评价细则_定性评审表与定量审核.docx
+++ b/中医药期刊特色栏目评价细则_定性评审表与定量审核.docx
@@ -91,7 +91,7 @@
         <w:rPr>
           <w:rFonts w:hint="eastAsia"/>
         </w:rPr>
-        <w:t xml:space="preserve">：将附件1”三、定性评价”的</w:t>
+        <w:t xml:space="preserve">：将定性评价的</w:t>
       </w:r>
       <w:r>
         <w:t xml:space="preserve"> 4 </w:t>
@@ -100,7 +100,21 @@
         <w:rPr>
           <w:rFonts w:hint="eastAsia"/>
         </w:rPr>
-        <w:t xml:space="preserve">个维度细化为可操作的专家评审表（问卷式），含评分等级、评分系数与评分锚点。</w:t>
+        <w:t xml:space="preserve">个维度拆解为</w:t>
+      </w:r>
+      <w:r>
+        <w:rPr>
+          <w:rFonts w:hint="eastAsia"/>
+          <w:b/>
+          <w:bCs/>
+        </w:rPr>
+        <w:t xml:space="preserve">单一、聚焦、可直接判断</w:t>
+      </w:r>
+      <w:r>
+        <w:rPr>
+          <w:rFonts w:hint="eastAsia"/>
+        </w:rPr>
+        <w:t xml:space="preserve">的评分条目，每条仅考察一件事，并配简短判断提示，便于专家快速打分。</w:t>
       </w:r>
     </w:p>
     <w:p>
@@ -138,7 +152,7 @@
         <w:rPr>
           <w:rFonts w:hint="eastAsia"/>
         </w:rPr>
-        <w:t xml:space="preserve">：对照附件1”二、定量数据辅助分析”所列指标，审核附件2申报表所采集材料能否支撑后期定量计算，列出缺口并提出需期刊补充提交的材料清单。</w:t>
+        <w:t xml:space="preserve">：对照附件1所列定量指标，审核附件2申报表能否支撑后期定量计算，列出缺口并提出需期刊补充提交的材料清单。</w:t>
       </w:r>
     </w:p>
     <w:p>
@@ -533,7 +547,21 @@
         <w:rPr>
           <w:rFonts w:hint="eastAsia"/>
         </w:rPr>
-        <w:t xml:space="preserve">每个维度下设若干”评价要点”，专家逐条按</w:t>
+        <w:t xml:space="preserve">每个维度下设若干</w:t>
+      </w:r>
+      <w:r>
+        <w:rPr>
+          <w:rFonts w:hint="eastAsia"/>
+          <w:b/>
+          <w:bCs/>
+        </w:rPr>
+        <w:t xml:space="preserve">单一聚焦</w:t>
+      </w:r>
+      <w:r>
+        <w:rPr>
+          <w:rFonts w:hint="eastAsia"/>
+        </w:rPr>
+        <w:t xml:space="preserve">的评分条目，专家逐条按</w:t>
       </w:r>
       <w:r>
         <w:t xml:space="preserve"> 5 </w:t>
@@ -766,7 +794,7 @@
         <w:rPr>
           <w:rFonts w:hint="eastAsia"/>
         </w:rPr>
-        <w:t xml:space="preserve">指申报材料不足以支撑评价。勾选该项的要点不计入该维度均值，并请在评语中说明缺失材料；同一维度”无法判断”要点≥半数时，该维度应整体记为”材料不足”，提交工作组补充材料后再评。</w:t>
+        <w:t xml:space="preserve">指申报材料不足以支撑评价；勾选该项的条目不计入该维度均值，请在评语中说明缺失材料。</w:t>
       </w:r>
     </w:p>
     <w:p>
@@ -797,7 +825,7 @@
           <w:b/>
           <w:bCs/>
         </w:rPr>
-        <w:t xml:space="preserve">=（本维度各要点系数的平均值）×</w:t>
+        <w:t xml:space="preserve">=（本维度各有效条目系数的平均值）×</w:t>
       </w:r>
       <w:r>
         <w:rPr>
@@ -870,17 +898,8 @@
         <w:rPr>
           <w:rFonts w:hint="eastAsia"/>
         </w:rPr>
-        <w:t xml:space="preserve">评分锚点（通用）：</w:t>
-      </w:r>
-    </w:p>
-    <w:p>
-      <w:pPr>
-        <w:pStyle w:val="Compact"/>
-        <w:numPr>
-          <w:ilvl w:val="1"/>
-          <w:numId w:val="1005"/>
-        </w:numPr>
-      </w:pPr>
+        <w:t xml:space="preserve">等级通用含义：</w:t>
+      </w:r>
       <w:r>
         <w:rPr>
           <w:rFonts w:hint="eastAsia"/>
@@ -893,17 +912,8 @@
         <w:rPr>
           <w:rFonts w:hint="eastAsia"/>
         </w:rPr>
-        <w:t xml:space="preserve">：特征突出、证据充分、在同类栏目中具有示范性；</w:t>
-      </w:r>
-    </w:p>
-    <w:p>
-      <w:pPr>
-        <w:pStyle w:val="Compact"/>
-        <w:numPr>
-          <w:ilvl w:val="1"/>
-          <w:numId w:val="1005"/>
-        </w:numPr>
-      </w:pPr>
+        <w:t xml:space="preserve">=突出、有示范性；</w:t>
+      </w:r>
       <w:r>
         <w:rPr>
           <w:rFonts w:hint="eastAsia"/>
@@ -916,17 +926,8 @@
         <w:rPr>
           <w:rFonts w:hint="eastAsia"/>
         </w:rPr>
-        <w:t xml:space="preserve">：明显具备、证据较充分，略有提升空间；</w:t>
-      </w:r>
-    </w:p>
-    <w:p>
-      <w:pPr>
-        <w:pStyle w:val="Compact"/>
-        <w:numPr>
-          <w:ilvl w:val="1"/>
-          <w:numId w:val="1005"/>
-        </w:numPr>
-      </w:pPr>
+        <w:t xml:space="preserve">=明显具备、略有提升空间；</w:t>
+      </w:r>
       <w:r>
         <w:rPr>
           <w:rFonts w:hint="eastAsia"/>
@@ -939,17 +940,8 @@
         <w:rPr>
           <w:rFonts w:hint="eastAsia"/>
         </w:rPr>
-        <w:t xml:space="preserve">：基本具备但不突出，证据一般；</w:t>
-      </w:r>
-    </w:p>
-    <w:p>
-      <w:pPr>
-        <w:pStyle w:val="Compact"/>
-        <w:numPr>
-          <w:ilvl w:val="1"/>
-          <w:numId w:val="1005"/>
-        </w:numPr>
-      </w:pPr>
+        <w:t xml:space="preserve">=基本具备但不突出；</w:t>
+      </w:r>
       <w:r>
         <w:rPr>
           <w:rFonts w:hint="eastAsia"/>
@@ -962,17 +954,8 @@
         <w:rPr>
           <w:rFonts w:hint="eastAsia"/>
         </w:rPr>
-        <w:t xml:space="preserve">：仅部分具备，证据不足；</w:t>
-      </w:r>
-    </w:p>
-    <w:p>
-      <w:pPr>
-        <w:pStyle w:val="Compact"/>
-        <w:numPr>
-          <w:ilvl w:val="1"/>
-          <w:numId w:val="1005"/>
-        </w:numPr>
-      </w:pPr>
+        <w:t xml:space="preserve">=仅部分具备；</w:t>
+      </w:r>
       <w:r>
         <w:rPr>
           <w:rFonts w:hint="eastAsia"/>
@@ -985,7 +968,7 @@
         <w:rPr>
           <w:rFonts w:hint="eastAsia"/>
         </w:rPr>
-        <w:t xml:space="preserve">：基本不具备或无证据支撑。</w:t>
+        <w:t xml:space="preserve">=基本不具备。每条另附判断提示，专家据其聚焦点直接判定即可。</w:t>
       </w:r>
     </w:p>
     <w:bookmarkEnd w:id="21"/>
@@ -1011,707 +994,6 @@
       </w:r>
       <w:r>
         <w:t xml:space="preserve"> 25 </w:t>
-      </w:r>
-      <w:r>
-        <w:rPr>
-          <w:rFonts w:hint="eastAsia"/>
-        </w:rPr>
-        <w:t xml:space="preserve">分）</w:t>
-      </w:r>
-    </w:p>
-    <w:tbl>
-      <w:tblPr>
-        <w:tblStyle w:val="Table"/>
-        <w:tblW w:type="auto" w:w="0"/>
-        <w:tblLook w:firstRow="1" w:lastRow="0" w:firstColumn="0" w:lastColumn="0" w:noHBand="0" w:noVBand="0" w:val="0020"/>
-      </w:tblPr>
-      <w:tblGrid>
-        <w:gridCol w:w="990"/>
-        <w:gridCol w:w="990"/>
-        <w:gridCol w:w="990"/>
-        <w:gridCol w:w="990"/>
-        <w:gridCol w:w="990"/>
-        <w:gridCol w:w="990"/>
-        <w:gridCol w:w="990"/>
-        <w:gridCol w:w="990"/>
-      </w:tblGrid>
-      <w:tr>
-        <w:trPr>
-          <w:tblHeader w:val="on"/>
-        </w:trPr>
-        <w:tc>
-          <w:tcPr/>
-          <w:p>
-            <w:pPr>
-              <w:pStyle w:val="Compact"/>
-            </w:pPr>
-            <w:r>
-              <w:rPr>
-                <w:rFonts w:hint="eastAsia"/>
-              </w:rPr>
-              <w:t xml:space="preserve">序号</w:t>
-            </w:r>
-          </w:p>
-        </w:tc>
-        <w:tc>
-          <w:tcPr/>
-          <w:p>
-            <w:pPr>
-              <w:pStyle w:val="Compact"/>
-            </w:pPr>
-            <w:r>
-              <w:rPr>
-                <w:rFonts w:hint="eastAsia"/>
-              </w:rPr>
-              <w:t xml:space="preserve">评价要点</w:t>
-            </w:r>
-          </w:p>
-        </w:tc>
-        <w:tc>
-          <w:tcPr/>
-          <w:p>
-            <w:pPr>
-              <w:pStyle w:val="Compact"/>
-            </w:pPr>
-            <w:r>
-              <w:rPr>
-                <w:rFonts w:hint="eastAsia"/>
-              </w:rPr>
-              <w:t xml:space="preserve">优秀</w:t>
-            </w:r>
-          </w:p>
-        </w:tc>
-        <w:tc>
-          <w:tcPr/>
-          <w:p>
-            <w:pPr>
-              <w:pStyle w:val="Compact"/>
-            </w:pPr>
-            <w:r>
-              <w:rPr>
-                <w:rFonts w:hint="eastAsia"/>
-              </w:rPr>
-              <w:t xml:space="preserve">良好</w:t>
-            </w:r>
-          </w:p>
-        </w:tc>
-        <w:tc>
-          <w:tcPr/>
-          <w:p>
-            <w:pPr>
-              <w:pStyle w:val="Compact"/>
-            </w:pPr>
-            <w:r>
-              <w:rPr>
-                <w:rFonts w:hint="eastAsia"/>
-              </w:rPr>
-              <w:t xml:space="preserve">一般</w:t>
-            </w:r>
-          </w:p>
-        </w:tc>
-        <w:tc>
-          <w:tcPr/>
-          <w:p>
-            <w:pPr>
-              <w:pStyle w:val="Compact"/>
-            </w:pPr>
-            <w:r>
-              <w:rPr>
-                <w:rFonts w:hint="eastAsia"/>
-              </w:rPr>
-              <w:t xml:space="preserve">较弱</w:t>
-            </w:r>
-          </w:p>
-        </w:tc>
-        <w:tc>
-          <w:tcPr/>
-          <w:p>
-            <w:pPr>
-              <w:pStyle w:val="Compact"/>
-            </w:pPr>
-            <w:r>
-              <w:rPr>
-                <w:rFonts w:hint="eastAsia"/>
-              </w:rPr>
-              <w:t xml:space="preserve">弱</w:t>
-            </w:r>
-          </w:p>
-        </w:tc>
-        <w:tc>
-          <w:tcPr/>
-          <w:p>
-            <w:pPr>
-              <w:pStyle w:val="Compact"/>
-            </w:pPr>
-            <w:r>
-              <w:rPr>
-                <w:rFonts w:hint="eastAsia"/>
-              </w:rPr>
-              <w:t xml:space="preserve">无法判断</w:t>
-            </w:r>
-          </w:p>
-        </w:tc>
-      </w:tr>
-      <w:tr>
-        <w:tc>
-          <w:tcPr/>
-          <w:p>
-            <w:pPr>
-              <w:pStyle w:val="Compact"/>
-            </w:pPr>
-            <w:r>
-              <w:t xml:space="preserve">1.1</w:t>
-            </w:r>
-          </w:p>
-        </w:tc>
-        <w:tc>
-          <w:tcPr/>
-          <w:p>
-            <w:pPr>
-              <w:pStyle w:val="Compact"/>
-            </w:pPr>
-            <w:r>
-              <w:rPr>
-                <w:rFonts w:hint="eastAsia"/>
-              </w:rPr>
-              <w:t xml:space="preserve">栏目主题是否充分体现中医药特色</w:t>
-            </w:r>
-          </w:p>
-        </w:tc>
-        <w:tc>
-          <w:tcPr/>
-          <w:p>
-            <w:pPr>
-              <w:pStyle w:val="Compact"/>
-            </w:pPr>
-          </w:p>
-        </w:tc>
-        <w:tc>
-          <w:tcPr/>
-          <w:p>
-            <w:pPr>
-              <w:pStyle w:val="Compact"/>
-            </w:pPr>
-          </w:p>
-        </w:tc>
-        <w:tc>
-          <w:tcPr/>
-          <w:p>
-            <w:pPr>
-              <w:pStyle w:val="Compact"/>
-            </w:pPr>
-          </w:p>
-        </w:tc>
-        <w:tc>
-          <w:tcPr/>
-          <w:p>
-            <w:pPr>
-              <w:pStyle w:val="Compact"/>
-            </w:pPr>
-          </w:p>
-        </w:tc>
-        <w:tc>
-          <w:tcPr/>
-          <w:p>
-            <w:pPr>
-              <w:pStyle w:val="Compact"/>
-            </w:pPr>
-          </w:p>
-        </w:tc>
-        <w:tc>
-          <w:tcPr/>
-          <w:p>
-            <w:pPr>
-              <w:pStyle w:val="Compact"/>
-            </w:pPr>
-          </w:p>
-        </w:tc>
-      </w:tr>
-      <w:tr>
-        <w:tc>
-          <w:tcPr/>
-          <w:p>
-            <w:pPr>
-              <w:pStyle w:val="Compact"/>
-            </w:pPr>
-            <w:r>
-              <w:t xml:space="preserve">1.2</w:t>
-            </w:r>
-          </w:p>
-        </w:tc>
-        <w:tc>
-          <w:tcPr/>
-          <w:p>
-            <w:pPr>
-              <w:pStyle w:val="Compact"/>
-            </w:pPr>
-            <w:r>
-              <w:rPr>
-                <w:rFonts w:hint="eastAsia"/>
-              </w:rPr>
-              <w:t xml:space="preserve">栏目设置是否符合期刊办刊宗旨与发展目标</w:t>
-            </w:r>
-          </w:p>
-        </w:tc>
-        <w:tc>
-          <w:tcPr/>
-          <w:p>
-            <w:pPr>
-              <w:pStyle w:val="Compact"/>
-            </w:pPr>
-          </w:p>
-        </w:tc>
-        <w:tc>
-          <w:tcPr/>
-          <w:p>
-            <w:pPr>
-              <w:pStyle w:val="Compact"/>
-            </w:pPr>
-          </w:p>
-        </w:tc>
-        <w:tc>
-          <w:tcPr/>
-          <w:p>
-            <w:pPr>
-              <w:pStyle w:val="Compact"/>
-            </w:pPr>
-          </w:p>
-        </w:tc>
-        <w:tc>
-          <w:tcPr/>
-          <w:p>
-            <w:pPr>
-              <w:pStyle w:val="Compact"/>
-            </w:pPr>
-          </w:p>
-        </w:tc>
-        <w:tc>
-          <w:tcPr/>
-          <w:p>
-            <w:pPr>
-              <w:pStyle w:val="Compact"/>
-            </w:pPr>
-          </w:p>
-        </w:tc>
-        <w:tc>
-          <w:tcPr/>
-          <w:p>
-            <w:pPr>
-              <w:pStyle w:val="Compact"/>
-            </w:pPr>
-          </w:p>
-        </w:tc>
-      </w:tr>
-      <w:tr>
-        <w:tc>
-          <w:tcPr/>
-          <w:p>
-            <w:pPr>
-              <w:pStyle w:val="Compact"/>
-            </w:pPr>
-            <w:r>
-              <w:t xml:space="preserve">1.3</w:t>
-            </w:r>
-          </w:p>
-        </w:tc>
-        <w:tc>
-          <w:tcPr/>
-          <w:p>
-            <w:pPr>
-              <w:pStyle w:val="Compact"/>
-            </w:pPr>
-            <w:r>
-              <w:rPr>
-                <w:rFonts w:hint="eastAsia"/>
-              </w:rPr>
-              <w:t xml:space="preserve">栏目定位是否明确、稳定</w:t>
-            </w:r>
-          </w:p>
-        </w:tc>
-        <w:tc>
-          <w:tcPr/>
-          <w:p>
-            <w:pPr>
-              <w:pStyle w:val="Compact"/>
-            </w:pPr>
-          </w:p>
-        </w:tc>
-        <w:tc>
-          <w:tcPr/>
-          <w:p>
-            <w:pPr>
-              <w:pStyle w:val="Compact"/>
-            </w:pPr>
-          </w:p>
-        </w:tc>
-        <w:tc>
-          <w:tcPr/>
-          <w:p>
-            <w:pPr>
-              <w:pStyle w:val="Compact"/>
-            </w:pPr>
-          </w:p>
-        </w:tc>
-        <w:tc>
-          <w:tcPr/>
-          <w:p>
-            <w:pPr>
-              <w:pStyle w:val="Compact"/>
-            </w:pPr>
-          </w:p>
-        </w:tc>
-        <w:tc>
-          <w:tcPr/>
-          <w:p>
-            <w:pPr>
-              <w:pStyle w:val="Compact"/>
-            </w:pPr>
-          </w:p>
-        </w:tc>
-        <w:tc>
-          <w:tcPr/>
-          <w:p>
-            <w:pPr>
-              <w:pStyle w:val="Compact"/>
-            </w:pPr>
-          </w:p>
-        </w:tc>
-      </w:tr>
-      <w:tr>
-        <w:tc>
-          <w:tcPr/>
-          <w:p>
-            <w:pPr>
-              <w:pStyle w:val="Compact"/>
-            </w:pPr>
-            <w:r>
-              <w:t xml:space="preserve">1.4</w:t>
-            </w:r>
-          </w:p>
-        </w:tc>
-        <w:tc>
-          <w:tcPr/>
-          <w:p>
-            <w:pPr>
-              <w:pStyle w:val="Compact"/>
-            </w:pPr>
-            <w:r>
-              <w:rPr>
-                <w:rFonts w:hint="eastAsia"/>
-              </w:rPr>
-              <w:t xml:space="preserve">栏目内容是否与栏目定位相协调</w:t>
-            </w:r>
-          </w:p>
-        </w:tc>
-        <w:tc>
-          <w:tcPr/>
-          <w:p>
-            <w:pPr>
-              <w:pStyle w:val="Compact"/>
-            </w:pPr>
-          </w:p>
-        </w:tc>
-        <w:tc>
-          <w:tcPr/>
-          <w:p>
-            <w:pPr>
-              <w:pStyle w:val="Compact"/>
-            </w:pPr>
-          </w:p>
-        </w:tc>
-        <w:tc>
-          <w:tcPr/>
-          <w:p>
-            <w:pPr>
-              <w:pStyle w:val="Compact"/>
-            </w:pPr>
-          </w:p>
-        </w:tc>
-        <w:tc>
-          <w:tcPr/>
-          <w:p>
-            <w:pPr>
-              <w:pStyle w:val="Compact"/>
-            </w:pPr>
-          </w:p>
-        </w:tc>
-        <w:tc>
-          <w:tcPr/>
-          <w:p>
-            <w:pPr>
-              <w:pStyle w:val="Compact"/>
-            </w:pPr>
-          </w:p>
-        </w:tc>
-        <w:tc>
-          <w:tcPr/>
-          <w:p>
-            <w:pPr>
-              <w:pStyle w:val="Compact"/>
-            </w:pPr>
-          </w:p>
-        </w:tc>
-      </w:tr>
-      <w:tr>
-        <w:tc>
-          <w:tcPr/>
-          <w:p>
-            <w:pPr>
-              <w:pStyle w:val="Compact"/>
-            </w:pPr>
-            <w:r>
-              <w:t xml:space="preserve">1.5</w:t>
-            </w:r>
-          </w:p>
-        </w:tc>
-        <w:tc>
-          <w:tcPr/>
-          <w:p>
-            <w:pPr>
-              <w:pStyle w:val="Compact"/>
-            </w:pPr>
-            <w:r>
-              <w:rPr>
-                <w:rFonts w:hint="eastAsia"/>
-              </w:rPr>
-              <w:t xml:space="preserve">是否形成相对稳定、可识别的栏目特色</w:t>
-            </w:r>
-          </w:p>
-        </w:tc>
-        <w:tc>
-          <w:tcPr/>
-          <w:p>
-            <w:pPr>
-              <w:pStyle w:val="Compact"/>
-            </w:pPr>
-          </w:p>
-        </w:tc>
-        <w:tc>
-          <w:tcPr/>
-          <w:p>
-            <w:pPr>
-              <w:pStyle w:val="Compact"/>
-            </w:pPr>
-          </w:p>
-        </w:tc>
-        <w:tc>
-          <w:tcPr/>
-          <w:p>
-            <w:pPr>
-              <w:pStyle w:val="Compact"/>
-            </w:pPr>
-          </w:p>
-        </w:tc>
-        <w:tc>
-          <w:tcPr/>
-          <w:p>
-            <w:pPr>
-              <w:pStyle w:val="Compact"/>
-            </w:pPr>
-          </w:p>
-        </w:tc>
-        <w:tc>
-          <w:tcPr/>
-          <w:p>
-            <w:pPr>
-              <w:pStyle w:val="Compact"/>
-            </w:pPr>
-          </w:p>
-        </w:tc>
-        <w:tc>
-          <w:tcPr/>
-          <w:p>
-            <w:pPr>
-              <w:pStyle w:val="Compact"/>
-            </w:pPr>
-          </w:p>
-        </w:tc>
-      </w:tr>
-    </w:tbl>
-    <w:p>
-      <w:pPr>
-        <w:pStyle w:val="BodyText"/>
-      </w:pPr>
-      <w:r>
-        <w:rPr>
-          <w:rFonts w:hint="eastAsia"/>
-          <w:b/>
-          <w:bCs/>
-        </w:rPr>
-        <w:t xml:space="preserve">评分锚点（关键项）</w:t>
-      </w:r>
-      <w:r>
-        <w:rPr>
-          <w:rFonts w:hint="eastAsia"/>
-        </w:rPr>
-        <w:t xml:space="preserve">：1.1”优秀”=主题紧扣中医药理论/临床/文献等核心领域且特色鲜明；</w:t>
-      </w:r>
-      <w:r>
-        <w:rPr>
-          <w:rFonts w:hint="eastAsia"/>
-        </w:rPr>
-        <w:t xml:space="preserve">“一般”</w:t>
-      </w:r>
-      <w:r>
-        <w:rPr>
-          <w:rFonts w:hint="eastAsia"/>
-        </w:rPr>
-        <w:t xml:space="preserve">=有中医药相关内容但特色不突出；</w:t>
-      </w:r>
-      <w:r>
-        <w:rPr>
-          <w:rFonts w:hint="eastAsia"/>
-        </w:rPr>
-        <w:t xml:space="preserve">“弱”</w:t>
-      </w:r>
-      <w:r>
-        <w:rPr>
-          <w:rFonts w:hint="eastAsia"/>
-        </w:rPr>
-        <w:t xml:space="preserve">=与中医药关联薄弱。1.3”优秀”=定位清晰且3年保持稳定；</w:t>
-      </w:r>
-      <w:r>
-        <w:rPr>
-          <w:rFonts w:hint="eastAsia"/>
-        </w:rPr>
-        <w:t xml:space="preserve">“较弱”</w:t>
-      </w:r>
-      <w:r>
-        <w:rPr>
-          <w:rFonts w:hint="eastAsia"/>
-        </w:rPr>
-        <w:t xml:space="preserve">=定位多次调整或边界模糊。</w:t>
-      </w:r>
-    </w:p>
-    <w:p>
-      <w:pPr>
-        <w:pStyle w:val="BlockText"/>
-      </w:pPr>
-      <w:r>
-        <w:rPr>
-          <w:rFonts w:hint="eastAsia"/>
-        </w:rPr>
-        <w:t xml:space="preserve">维度一系数平均值＝（1.1+1.2+1.3+1.4+1.5）/</w:t>
-      </w:r>
-      <w:r>
-        <w:t xml:space="preserve"> </w:t>
-      </w:r>
-      <w:r>
-        <w:rPr>
-          <w:rFonts w:hint="eastAsia"/>
-        </w:rPr>
-        <w:t xml:space="preserve">有效要点数</w:t>
-      </w:r>
-      <w:r>
-        <w:t xml:space="preserve"> </w:t>
-      </w:r>
-      <w:r>
-        <w:rPr>
-          <w:rFonts w:hint="eastAsia"/>
-        </w:rPr>
-        <w:t xml:space="preserve">＝</w:t>
-      </w:r>
-      <w:r>
-        <w:t xml:space="preserve"> </w:t>
-      </w:r>
-      <w:r>
-        <w:rPr>
-          <w:rFonts w:hint="eastAsia"/>
-        </w:rPr>
-        <w:t xml:space="preserve">______；</w:t>
-      </w:r>
-      <w:r>
-        <w:rPr>
-          <w:rFonts w:hint="eastAsia"/>
-          <w:b/>
-          <w:bCs/>
-        </w:rPr>
-        <w:t xml:space="preserve">维度一得分</w:t>
-      </w:r>
-      <w:r>
-        <w:rPr>
-          <w:b/>
-          <w:bCs/>
-        </w:rPr>
-        <w:t xml:space="preserve"> </w:t>
-      </w:r>
-      <w:r>
-        <w:rPr>
-          <w:rFonts w:hint="eastAsia"/>
-          <w:b/>
-          <w:bCs/>
-        </w:rPr>
-        <w:t xml:space="preserve">＝</w:t>
-      </w:r>
-      <w:r>
-        <w:rPr>
-          <w:b/>
-          <w:bCs/>
-        </w:rPr>
-        <w:t xml:space="preserve"> </w:t>
-      </w:r>
-      <w:r>
-        <w:rPr>
-          <w:rFonts w:hint="eastAsia"/>
-          <w:b/>
-          <w:bCs/>
-        </w:rPr>
-        <w:t xml:space="preserve">系数均值</w:t>
-      </w:r>
-      <w:r>
-        <w:rPr>
-          <w:b/>
-          <w:bCs/>
-        </w:rPr>
-        <w:t xml:space="preserve"> × 25 </w:t>
-      </w:r>
-      <w:r>
-        <w:rPr>
-          <w:rFonts w:hint="eastAsia"/>
-          <w:b/>
-          <w:bCs/>
-        </w:rPr>
-        <w:t xml:space="preserve">＝</w:t>
-      </w:r>
-      <w:r>
-        <w:rPr>
-          <w:b/>
-          <w:bCs/>
-        </w:rPr>
-        <w:t xml:space="preserve"> ______ </w:t>
-      </w:r>
-      <w:r>
-        <w:rPr>
-          <w:rFonts w:hint="eastAsia"/>
-          <w:b/>
-          <w:bCs/>
-        </w:rPr>
-        <w:t xml:space="preserve">分</w:t>
-      </w:r>
-    </w:p>
-    <w:bookmarkEnd w:id="22"/>
-    <w:bookmarkStart w:id="23" w:name="三维度二-内容质量与学术价值满分-35-分"/>
-    <w:p>
-      <w:pPr>
-        <w:pStyle w:val="Heading2"/>
-      </w:pPr>
-      <w:r>
-        <w:rPr>
-          <w:rFonts w:hint="eastAsia"/>
-        </w:rPr>
-        <w:t xml:space="preserve">三、维度二</w:t>
-      </w:r>
-      <w:r>
-        <w:t xml:space="preserve">　</w:t>
-      </w:r>
-      <w:r>
-        <w:rPr>
-          <w:rFonts w:hint="eastAsia"/>
-        </w:rPr>
-        <w:t xml:space="preserve">内容质量与学术价值（满分</w:t>
-      </w:r>
-      <w:r>
-        <w:t xml:space="preserve"> 35 </w:t>
       </w:r>
       <w:r>
         <w:rPr>
@@ -1728,14 +1010,15 @@
         <w:tblLook w:firstRow="1" w:lastRow="0" w:firstColumn="0" w:lastColumn="0" w:noHBand="0" w:noVBand="0" w:val="0020"/>
       </w:tblPr>
       <w:tblGrid>
-        <w:gridCol w:w="990"/>
-        <w:gridCol w:w="990"/>
-        <w:gridCol w:w="990"/>
-        <w:gridCol w:w="990"/>
-        <w:gridCol w:w="990"/>
-        <w:gridCol w:w="990"/>
-        <w:gridCol w:w="990"/>
-        <w:gridCol w:w="990"/>
+        <w:gridCol w:w="879"/>
+        <w:gridCol w:w="879"/>
+        <w:gridCol w:w="879"/>
+        <w:gridCol w:w="879"/>
+        <w:gridCol w:w="879"/>
+        <w:gridCol w:w="879"/>
+        <w:gridCol w:w="879"/>
+        <w:gridCol w:w="879"/>
+        <w:gridCol w:w="879"/>
       </w:tblGrid>
       <w:tr>
         <w:trPr>
@@ -1765,7 +1048,21 @@
               <w:rPr>
                 <w:rFonts w:hint="eastAsia"/>
               </w:rPr>
-              <w:t xml:space="preserve">评价要点</w:t>
+              <w:t xml:space="preserve">评分条目（单一聚焦）</w:t>
+            </w:r>
+          </w:p>
+        </w:tc>
+        <w:tc>
+          <w:tcPr/>
+          <w:p>
+            <w:pPr>
+              <w:pStyle w:val="Compact"/>
+            </w:pPr>
+            <w:r>
+              <w:rPr>
+                <w:rFonts w:hint="eastAsia"/>
+              </w:rPr>
+              <w:t xml:space="preserve">判断提示</w:t>
             </w:r>
           </w:p>
         </w:tc>
@@ -1862,21 +1159,43 @@
               <w:pStyle w:val="Compact"/>
             </w:pPr>
             <w:r>
-              <w:t xml:space="preserve">2.1</w:t>
-            </w:r>
-          </w:p>
-        </w:tc>
-        <w:tc>
-          <w:tcPr/>
-          <w:p>
-            <w:pPr>
-              <w:pStyle w:val="Compact"/>
-            </w:pPr>
-            <w:r>
-              <w:rPr>
-                <w:rFonts w:hint="eastAsia"/>
-              </w:rPr>
-              <w:t xml:space="preserve">栏目内容是否具有较高学术价值、实践价值或创新性</w:t>
+              <w:t xml:space="preserve">1.1</w:t>
+            </w:r>
+          </w:p>
+        </w:tc>
+        <w:tc>
+          <w:tcPr/>
+          <w:p>
+            <w:pPr>
+              <w:pStyle w:val="Compact"/>
+            </w:pPr>
+            <w:r>
+              <w:rPr>
+                <w:rFonts w:hint="eastAsia"/>
+                <w:b/>
+                <w:bCs/>
+              </w:rPr>
+              <w:t xml:space="preserve">中医药特色鲜明度</w:t>
+            </w:r>
+            <w:r>
+              <w:rPr>
+                <w:rFonts w:hint="eastAsia"/>
+              </w:rPr>
+              <w:t xml:space="preserve">：主题是否聚焦中医药核心领域</w:t>
+            </w:r>
+          </w:p>
+        </w:tc>
+        <w:tc>
+          <w:tcPr/>
+          <w:p>
+            <w:pPr>
+              <w:pStyle w:val="Compact"/>
+            </w:pPr>
+            <w:r>
+              <w:rPr>
+                <w:rFonts w:hint="eastAsia"/>
+              </w:rPr>
+              <w:t xml:space="preserve">是否紧扣中医理论、临床、中药、针灸、医史文献等</w:t>
             </w:r>
           </w:p>
         </w:tc>
@@ -1937,21 +1256,43 @@
               <w:pStyle w:val="Compact"/>
             </w:pPr>
             <w:r>
-              <w:t xml:space="preserve">2.2</w:t>
-            </w:r>
-          </w:p>
-        </w:tc>
-        <w:tc>
-          <w:tcPr/>
-          <w:p>
-            <w:pPr>
-              <w:pStyle w:val="Compact"/>
-            </w:pPr>
-            <w:r>
-              <w:rPr>
-                <w:rFonts w:hint="eastAsia"/>
-              </w:rPr>
-              <w:t xml:space="preserve">代表性论文是否能体现栏目质量与特色</w:t>
+              <w:t xml:space="preserve">1.2</w:t>
+            </w:r>
+          </w:p>
+        </w:tc>
+        <w:tc>
+          <w:tcPr/>
+          <w:p>
+            <w:pPr>
+              <w:pStyle w:val="Compact"/>
+            </w:pPr>
+            <w:r>
+              <w:rPr>
+                <w:rFonts w:hint="eastAsia"/>
+                <w:b/>
+                <w:bCs/>
+              </w:rPr>
+              <w:t xml:space="preserve">定位清晰度</w:t>
+            </w:r>
+            <w:r>
+              <w:rPr>
+                <w:rFonts w:hint="eastAsia"/>
+              </w:rPr>
+              <w:t xml:space="preserve">：主题范围与收稿方向是否明确具体</w:t>
+            </w:r>
+          </w:p>
+        </w:tc>
+        <w:tc>
+          <w:tcPr/>
+          <w:p>
+            <w:pPr>
+              <w:pStyle w:val="Compact"/>
+            </w:pPr>
+            <w:r>
+              <w:rPr>
+                <w:rFonts w:hint="eastAsia"/>
+              </w:rPr>
+              <w:t xml:space="preserve">范围是否清楚、非宽泛综合</w:t>
             </w:r>
           </w:p>
         </w:tc>
@@ -2012,21 +1353,43 @@
               <w:pStyle w:val="Compact"/>
             </w:pPr>
             <w:r>
-              <w:t xml:space="preserve">2.3</w:t>
-            </w:r>
-          </w:p>
-        </w:tc>
-        <w:tc>
-          <w:tcPr/>
-          <w:p>
-            <w:pPr>
-              <w:pStyle w:val="Compact"/>
-            </w:pPr>
-            <w:r>
-              <w:rPr>
-                <w:rFonts w:hint="eastAsia"/>
-              </w:rPr>
-              <w:t xml:space="preserve">栏目内容是否具有较好的专业性、规范性与可读性</w:t>
+              <w:t xml:space="preserve">1.3</w:t>
+            </w:r>
+          </w:p>
+        </w:tc>
+        <w:tc>
+          <w:tcPr/>
+          <w:p>
+            <w:pPr>
+              <w:pStyle w:val="Compact"/>
+            </w:pPr>
+            <w:r>
+              <w:rPr>
+                <w:rFonts w:hint="eastAsia"/>
+                <w:b/>
+                <w:bCs/>
+              </w:rPr>
+              <w:t xml:space="preserve">定位稳定性</w:t>
+            </w:r>
+            <w:r>
+              <w:rPr>
+                <w:rFonts w:hint="eastAsia"/>
+              </w:rPr>
+              <w:t xml:space="preserve">：近3年名称与核心方向是否稳定</w:t>
+            </w:r>
+          </w:p>
+        </w:tc>
+        <w:tc>
+          <w:tcPr/>
+          <w:p>
+            <w:pPr>
+              <w:pStyle w:val="Compact"/>
+            </w:pPr>
+            <w:r>
+              <w:rPr>
+                <w:rFonts w:hint="eastAsia"/>
+              </w:rPr>
+              <w:t xml:space="preserve">有无频繁更名或方向漂移</w:t>
             </w:r>
           </w:p>
         </w:tc>
@@ -2087,21 +1450,140 @@
               <w:pStyle w:val="Compact"/>
             </w:pPr>
             <w:r>
-              <w:t xml:space="preserve">2.4</w:t>
-            </w:r>
-          </w:p>
-        </w:tc>
-        <w:tc>
-          <w:tcPr/>
-          <w:p>
-            <w:pPr>
-              <w:pStyle w:val="Compact"/>
-            </w:pPr>
-            <w:r>
-              <w:rPr>
-                <w:rFonts w:hint="eastAsia"/>
-              </w:rPr>
-              <w:t xml:space="preserve">栏目论文整体质量是否稳定，是否避免低水平重复或一般性组稿</w:t>
+              <w:t xml:space="preserve">1.4</w:t>
+            </w:r>
+          </w:p>
+        </w:tc>
+        <w:tc>
+          <w:tcPr/>
+          <w:p>
+            <w:pPr>
+              <w:pStyle w:val="Compact"/>
+            </w:pPr>
+            <w:r>
+              <w:rPr>
+                <w:rFonts w:hint="eastAsia"/>
+                <w:b/>
+                <w:bCs/>
+              </w:rPr>
+              <w:t xml:space="preserve">与期刊契合度</w:t>
+            </w:r>
+            <w:r>
+              <w:rPr>
+                <w:rFonts w:hint="eastAsia"/>
+              </w:rPr>
+              <w:t xml:space="preserve">：栏目方向是否契合期刊办刊宗旨</w:t>
+            </w:r>
+          </w:p>
+        </w:tc>
+        <w:tc>
+          <w:tcPr/>
+          <w:p>
+            <w:pPr>
+              <w:pStyle w:val="Compact"/>
+            </w:pPr>
+            <w:r>
+              <w:rPr>
+                <w:rFonts w:hint="eastAsia"/>
+              </w:rPr>
+              <w:t xml:space="preserve">与期刊学科定位是否一致</w:t>
+            </w:r>
+          </w:p>
+        </w:tc>
+        <w:tc>
+          <w:tcPr/>
+          <w:p>
+            <w:pPr>
+              <w:pStyle w:val="Compact"/>
+            </w:pPr>
+          </w:p>
+        </w:tc>
+        <w:tc>
+          <w:tcPr/>
+          <w:p>
+            <w:pPr>
+              <w:pStyle w:val="Compact"/>
+            </w:pPr>
+          </w:p>
+        </w:tc>
+        <w:tc>
+          <w:tcPr/>
+          <w:p>
+            <w:pPr>
+              <w:pStyle w:val="Compact"/>
+            </w:pPr>
+          </w:p>
+        </w:tc>
+        <w:tc>
+          <w:tcPr/>
+          <w:p>
+            <w:pPr>
+              <w:pStyle w:val="Compact"/>
+            </w:pPr>
+          </w:p>
+        </w:tc>
+        <w:tc>
+          <w:tcPr/>
+          <w:p>
+            <w:pPr>
+              <w:pStyle w:val="Compact"/>
+            </w:pPr>
+          </w:p>
+        </w:tc>
+        <w:tc>
+          <w:tcPr/>
+          <w:p>
+            <w:pPr>
+              <w:pStyle w:val="Compact"/>
+            </w:pPr>
+          </w:p>
+        </w:tc>
+      </w:tr>
+      <w:tr>
+        <w:tc>
+          <w:tcPr/>
+          <w:p>
+            <w:pPr>
+              <w:pStyle w:val="Compact"/>
+            </w:pPr>
+            <w:r>
+              <w:t xml:space="preserve">1.5</w:t>
+            </w:r>
+          </w:p>
+        </w:tc>
+        <w:tc>
+          <w:tcPr/>
+          <w:p>
+            <w:pPr>
+              <w:pStyle w:val="Compact"/>
+            </w:pPr>
+            <w:r>
+              <w:rPr>
+                <w:rFonts w:hint="eastAsia"/>
+                <w:b/>
+                <w:bCs/>
+              </w:rPr>
+              <w:t xml:space="preserve">差异化程度</w:t>
+            </w:r>
+            <w:r>
+              <w:rPr>
+                <w:rFonts w:hint="eastAsia"/>
+              </w:rPr>
+              <w:t xml:space="preserve">：与他刊同类栏目相比是否有区分度</w:t>
+            </w:r>
+          </w:p>
+        </w:tc>
+        <w:tc>
+          <w:tcPr/>
+          <w:p>
+            <w:pPr>
+              <w:pStyle w:val="Compact"/>
+            </w:pPr>
+            <w:r>
+              <w:rPr>
+                <w:rFonts w:hint="eastAsia"/>
+              </w:rPr>
+              <w:t xml:space="preserve">是否有可识别的不可替代性</w:t>
             </w:r>
           </w:p>
         </w:tc>
@@ -2157,167 +1639,103 @@
     </w:tbl>
     <w:p>
       <w:pPr>
-        <w:pStyle w:val="BodyText"/>
-      </w:pPr>
+        <w:pStyle w:val="BlockText"/>
+      </w:pPr>
+      <w:r>
+        <w:rPr>
+          <w:rFonts w:hint="eastAsia"/>
+        </w:rPr>
+        <w:t xml:space="preserve">维度一系数平均值</w:t>
+      </w:r>
+      <w:r>
+        <w:t xml:space="preserve"> </w:t>
+      </w:r>
+      <w:r>
+        <w:rPr>
+          <w:rFonts w:hint="eastAsia"/>
+        </w:rPr>
+        <w:t xml:space="preserve">＝</w:t>
+      </w:r>
+      <w:r>
+        <w:t xml:space="preserve"> </w:t>
+      </w:r>
+      <w:r>
+        <w:rPr>
+          <w:rFonts w:hint="eastAsia"/>
+        </w:rPr>
+        <w:t xml:space="preserve">______；</w:t>
+      </w:r>
       <w:r>
         <w:rPr>
           <w:rFonts w:hint="eastAsia"/>
           <w:b/>
           <w:bCs/>
         </w:rPr>
-        <w:t xml:space="preserve">评分锚点（关键项）</w:t>
-      </w:r>
-      <w:r>
-        <w:rPr>
-          <w:rFonts w:hint="eastAsia"/>
-        </w:rPr>
-        <w:t xml:space="preserve">：2.1”优秀”=多篇论文具明显学术/实践价值或创新，对学科有推动；</w:t>
-      </w:r>
-      <w:r>
-        <w:rPr>
-          <w:rFonts w:hint="eastAsia"/>
-        </w:rPr>
-        <w:t xml:space="preserve">“一般”</w:t>
-      </w:r>
-      <w:r>
-        <w:rPr>
-          <w:rFonts w:hint="eastAsia"/>
-        </w:rPr>
-        <w:t xml:space="preserve">=有价值但较常规；</w:t>
-      </w:r>
-      <w:r>
-        <w:rPr>
-          <w:rFonts w:hint="eastAsia"/>
-        </w:rPr>
-        <w:t xml:space="preserve">“弱”</w:t>
-      </w:r>
-      <w:r>
-        <w:rPr>
-          <w:rFonts w:hint="eastAsia"/>
-        </w:rPr>
-        <w:t xml:space="preserve">=以一般性、重复性内容为主。2.4”优秀”=整体质量稳定且无明显低水平重复；</w:t>
-      </w:r>
-      <w:r>
-        <w:rPr>
-          <w:rFonts w:hint="eastAsia"/>
-        </w:rPr>
-        <w:t xml:space="preserve">“较弱”</w:t>
-      </w:r>
-      <w:r>
-        <w:rPr>
-          <w:rFonts w:hint="eastAsia"/>
-        </w:rPr>
-        <w:t xml:space="preserve">=质量参差、组稿随意。</w:t>
-      </w:r>
-    </w:p>
-    <w:p>
-      <w:pPr>
-        <w:pStyle w:val="BlockText"/>
-      </w:pPr>
-      <w:r>
-        <w:rPr>
-          <w:rFonts w:hint="eastAsia"/>
-        </w:rPr>
-        <w:t xml:space="preserve">维度二系数平均值＝（2.1+2.2+2.3+2.4）/</w:t>
-      </w:r>
-      <w:r>
-        <w:t xml:space="preserve"> </w:t>
-      </w:r>
-      <w:r>
-        <w:rPr>
-          <w:rFonts w:hint="eastAsia"/>
-        </w:rPr>
-        <w:t xml:space="preserve">有效要点数</w:t>
-      </w:r>
-      <w:r>
-        <w:t xml:space="preserve"> </w:t>
-      </w:r>
-      <w:r>
-        <w:rPr>
-          <w:rFonts w:hint="eastAsia"/>
-        </w:rPr>
-        <w:t xml:space="preserve">＝</w:t>
-      </w:r>
-      <w:r>
-        <w:t xml:space="preserve"> </w:t>
-      </w:r>
-      <w:r>
-        <w:rPr>
-          <w:rFonts w:hint="eastAsia"/>
-        </w:rPr>
-        <w:t xml:space="preserve">______；</w:t>
-      </w:r>
-      <w:r>
-        <w:rPr>
-          <w:rFonts w:hint="eastAsia"/>
+        <w:t xml:space="preserve">维度一得分</w:t>
+      </w:r>
+      <w:r>
+        <w:rPr>
           <w:b/>
           <w:bCs/>
         </w:rPr>
-        <w:t xml:space="preserve">维度二得分</w:t>
-      </w:r>
-      <w:r>
-        <w:rPr>
+        <w:t xml:space="preserve"> </w:t>
+      </w:r>
+      <w:r>
+        <w:rPr>
+          <w:rFonts w:hint="eastAsia"/>
           <w:b/>
           <w:bCs/>
         </w:rPr>
-        <w:t xml:space="preserve"> </w:t>
-      </w:r>
-      <w:r>
-        <w:rPr>
-          <w:rFonts w:hint="eastAsia"/>
+        <w:t xml:space="preserve">＝</w:t>
+      </w:r>
+      <w:r>
+        <w:rPr>
           <w:b/>
           <w:bCs/>
         </w:rPr>
-        <w:t xml:space="preserve">＝</w:t>
-      </w:r>
-      <w:r>
-        <w:rPr>
+        <w:t xml:space="preserve"> </w:t>
+      </w:r>
+      <w:r>
+        <w:rPr>
+          <w:rFonts w:hint="eastAsia"/>
           <w:b/>
           <w:bCs/>
         </w:rPr>
-        <w:t xml:space="preserve"> </w:t>
-      </w:r>
-      <w:r>
-        <w:rPr>
-          <w:rFonts w:hint="eastAsia"/>
+        <w:t xml:space="preserve">系数均值</w:t>
+      </w:r>
+      <w:r>
+        <w:rPr>
           <w:b/>
           <w:bCs/>
         </w:rPr>
-        <w:t xml:space="preserve">系数均值</w:t>
-      </w:r>
-      <w:r>
-        <w:rPr>
+        <w:t xml:space="preserve"> × 25 </w:t>
+      </w:r>
+      <w:r>
+        <w:rPr>
+          <w:rFonts w:hint="eastAsia"/>
           <w:b/>
           <w:bCs/>
         </w:rPr>
-        <w:t xml:space="preserve"> × 35 </w:t>
-      </w:r>
-      <w:r>
-        <w:rPr>
-          <w:rFonts w:hint="eastAsia"/>
+        <w:t xml:space="preserve">＝</w:t>
+      </w:r>
+      <w:r>
+        <w:rPr>
           <w:b/>
           <w:bCs/>
         </w:rPr>
-        <w:t xml:space="preserve">＝</w:t>
-      </w:r>
-      <w:r>
-        <w:rPr>
+        <w:t xml:space="preserve"> ______ </w:t>
+      </w:r>
+      <w:r>
+        <w:rPr>
+          <w:rFonts w:hint="eastAsia"/>
           <w:b/>
           <w:bCs/>
         </w:rPr>
-        <w:t xml:space="preserve"> ______ </w:t>
-      </w:r>
-      <w:r>
-        <w:rPr>
-          <w:rFonts w:hint="eastAsia"/>
-          <w:b/>
-          <w:bCs/>
-        </w:rPr>
         <w:t xml:space="preserve">分</w:t>
       </w:r>
     </w:p>
-    <w:bookmarkEnd w:id="23"/>
-    <w:bookmarkStart w:id="24" w:name="四维度三-栏目组织与运行情况满分-20-分"/>
+    <w:bookmarkEnd w:id="22"/>
+    <w:bookmarkStart w:id="23" w:name="三维度二-内容质量与学术价值满分-35-分"/>
     <w:p>
       <w:pPr>
         <w:pStyle w:val="Heading2"/>
@@ -2326,7 +1744,7 @@
         <w:rPr>
           <w:rFonts w:hint="eastAsia"/>
         </w:rPr>
-        <w:t xml:space="preserve">四、维度三</w:t>
+        <w:t xml:space="preserve">三、维度二</w:t>
       </w:r>
       <w:r>
         <w:t xml:space="preserve">　</w:t>
@@ -2335,699 +1753,10 @@
         <w:rPr>
           <w:rFonts w:hint="eastAsia"/>
         </w:rPr>
-        <w:t xml:space="preserve">栏目组织与运行情况（满分</w:t>
-      </w:r>
-      <w:r>
-        <w:t xml:space="preserve"> 20 </w:t>
-      </w:r>
-      <w:r>
-        <w:rPr>
-          <w:rFonts w:hint="eastAsia"/>
-        </w:rPr>
-        <w:t xml:space="preserve">分）</w:t>
-      </w:r>
-    </w:p>
-    <w:tbl>
-      <w:tblPr>
-        <w:tblStyle w:val="Table"/>
-        <w:tblW w:type="auto" w:w="0"/>
-        <w:tblLook w:firstRow="1" w:lastRow="0" w:firstColumn="0" w:lastColumn="0" w:noHBand="0" w:noVBand="0" w:val="0020"/>
-      </w:tblPr>
-      <w:tblGrid>
-        <w:gridCol w:w="990"/>
-        <w:gridCol w:w="990"/>
-        <w:gridCol w:w="990"/>
-        <w:gridCol w:w="990"/>
-        <w:gridCol w:w="990"/>
-        <w:gridCol w:w="990"/>
-        <w:gridCol w:w="990"/>
-        <w:gridCol w:w="990"/>
-      </w:tblGrid>
-      <w:tr>
-        <w:trPr>
-          <w:tblHeader w:val="on"/>
-        </w:trPr>
-        <w:tc>
-          <w:tcPr/>
-          <w:p>
-            <w:pPr>
-              <w:pStyle w:val="Compact"/>
-            </w:pPr>
-            <w:r>
-              <w:rPr>
-                <w:rFonts w:hint="eastAsia"/>
-              </w:rPr>
-              <w:t xml:space="preserve">序号</w:t>
-            </w:r>
-          </w:p>
-        </w:tc>
-        <w:tc>
-          <w:tcPr/>
-          <w:p>
-            <w:pPr>
-              <w:pStyle w:val="Compact"/>
-            </w:pPr>
-            <w:r>
-              <w:rPr>
-                <w:rFonts w:hint="eastAsia"/>
-              </w:rPr>
-              <w:t xml:space="preserve">评价要点</w:t>
-            </w:r>
-          </w:p>
-        </w:tc>
-        <w:tc>
-          <w:tcPr/>
-          <w:p>
-            <w:pPr>
-              <w:pStyle w:val="Compact"/>
-            </w:pPr>
-            <w:r>
-              <w:rPr>
-                <w:rFonts w:hint="eastAsia"/>
-              </w:rPr>
-              <w:t xml:space="preserve">优秀</w:t>
-            </w:r>
-          </w:p>
-        </w:tc>
-        <w:tc>
-          <w:tcPr/>
-          <w:p>
-            <w:pPr>
-              <w:pStyle w:val="Compact"/>
-            </w:pPr>
-            <w:r>
-              <w:rPr>
-                <w:rFonts w:hint="eastAsia"/>
-              </w:rPr>
-              <w:t xml:space="preserve">良好</w:t>
-            </w:r>
-          </w:p>
-        </w:tc>
-        <w:tc>
-          <w:tcPr/>
-          <w:p>
-            <w:pPr>
-              <w:pStyle w:val="Compact"/>
-            </w:pPr>
-            <w:r>
-              <w:rPr>
-                <w:rFonts w:hint="eastAsia"/>
-              </w:rPr>
-              <w:t xml:space="preserve">一般</w:t>
-            </w:r>
-          </w:p>
-        </w:tc>
-        <w:tc>
-          <w:tcPr/>
-          <w:p>
-            <w:pPr>
-              <w:pStyle w:val="Compact"/>
-            </w:pPr>
-            <w:r>
-              <w:rPr>
-                <w:rFonts w:hint="eastAsia"/>
-              </w:rPr>
-              <w:t xml:space="preserve">较弱</w:t>
-            </w:r>
-          </w:p>
-        </w:tc>
-        <w:tc>
-          <w:tcPr/>
-          <w:p>
-            <w:pPr>
-              <w:pStyle w:val="Compact"/>
-            </w:pPr>
-            <w:r>
-              <w:rPr>
-                <w:rFonts w:hint="eastAsia"/>
-              </w:rPr>
-              <w:t xml:space="preserve">弱</w:t>
-            </w:r>
-          </w:p>
-        </w:tc>
-        <w:tc>
-          <w:tcPr/>
-          <w:p>
-            <w:pPr>
-              <w:pStyle w:val="Compact"/>
-            </w:pPr>
-            <w:r>
-              <w:rPr>
-                <w:rFonts w:hint="eastAsia"/>
-              </w:rPr>
-              <w:t xml:space="preserve">无法判断</w:t>
-            </w:r>
-          </w:p>
-        </w:tc>
-      </w:tr>
-      <w:tr>
-        <w:tc>
-          <w:tcPr/>
-          <w:p>
-            <w:pPr>
-              <w:pStyle w:val="Compact"/>
-            </w:pPr>
-            <w:r>
-              <w:t xml:space="preserve">3.1</w:t>
-            </w:r>
-          </w:p>
-        </w:tc>
-        <w:tc>
-          <w:tcPr/>
-          <w:p>
-            <w:pPr>
-              <w:pStyle w:val="Compact"/>
-            </w:pPr>
-            <w:r>
-              <w:rPr>
-                <w:rFonts w:hint="eastAsia"/>
-              </w:rPr>
-              <w:t xml:space="preserve">栏目是否有明确的建设思路与选题方向</w:t>
-            </w:r>
-          </w:p>
-        </w:tc>
-        <w:tc>
-          <w:tcPr/>
-          <w:p>
-            <w:pPr>
-              <w:pStyle w:val="Compact"/>
-            </w:pPr>
-          </w:p>
-        </w:tc>
-        <w:tc>
-          <w:tcPr/>
-          <w:p>
-            <w:pPr>
-              <w:pStyle w:val="Compact"/>
-            </w:pPr>
-          </w:p>
-        </w:tc>
-        <w:tc>
-          <w:tcPr/>
-          <w:p>
-            <w:pPr>
-              <w:pStyle w:val="Compact"/>
-            </w:pPr>
-          </w:p>
-        </w:tc>
-        <w:tc>
-          <w:tcPr/>
-          <w:p>
-            <w:pPr>
-              <w:pStyle w:val="Compact"/>
-            </w:pPr>
-          </w:p>
-        </w:tc>
-        <w:tc>
-          <w:tcPr/>
-          <w:p>
-            <w:pPr>
-              <w:pStyle w:val="Compact"/>
-            </w:pPr>
-          </w:p>
-        </w:tc>
-        <w:tc>
-          <w:tcPr/>
-          <w:p>
-            <w:pPr>
-              <w:pStyle w:val="Compact"/>
-            </w:pPr>
-          </w:p>
-        </w:tc>
-      </w:tr>
-      <w:tr>
-        <w:tc>
-          <w:tcPr/>
-          <w:p>
-            <w:pPr>
-              <w:pStyle w:val="Compact"/>
-            </w:pPr>
-            <w:r>
-              <w:t xml:space="preserve">3.2</w:t>
-            </w:r>
-          </w:p>
-        </w:tc>
-        <w:tc>
-          <w:tcPr/>
-          <w:p>
-            <w:pPr>
-              <w:pStyle w:val="Compact"/>
-            </w:pPr>
-            <w:r>
-              <w:rPr>
-                <w:rFonts w:hint="eastAsia"/>
-              </w:rPr>
-              <w:t xml:space="preserve">栏目策划与选题组织是否规范、有序</w:t>
-            </w:r>
-          </w:p>
-        </w:tc>
-        <w:tc>
-          <w:tcPr/>
-          <w:p>
-            <w:pPr>
-              <w:pStyle w:val="Compact"/>
-            </w:pPr>
-          </w:p>
-        </w:tc>
-        <w:tc>
-          <w:tcPr/>
-          <w:p>
-            <w:pPr>
-              <w:pStyle w:val="Compact"/>
-            </w:pPr>
-          </w:p>
-        </w:tc>
-        <w:tc>
-          <w:tcPr/>
-          <w:p>
-            <w:pPr>
-              <w:pStyle w:val="Compact"/>
-            </w:pPr>
-          </w:p>
-        </w:tc>
-        <w:tc>
-          <w:tcPr/>
-          <w:p>
-            <w:pPr>
-              <w:pStyle w:val="Compact"/>
-            </w:pPr>
-          </w:p>
-        </w:tc>
-        <w:tc>
-          <w:tcPr/>
-          <w:p>
-            <w:pPr>
-              <w:pStyle w:val="Compact"/>
-            </w:pPr>
-          </w:p>
-        </w:tc>
-        <w:tc>
-          <w:tcPr/>
-          <w:p>
-            <w:pPr>
-              <w:pStyle w:val="Compact"/>
-            </w:pPr>
-          </w:p>
-        </w:tc>
-      </w:tr>
-      <w:tr>
-        <w:tc>
-          <w:tcPr/>
-          <w:p>
-            <w:pPr>
-              <w:pStyle w:val="Compact"/>
-            </w:pPr>
-            <w:r>
-              <w:t xml:space="preserve">3.3</w:t>
-            </w:r>
-          </w:p>
-        </w:tc>
-        <w:tc>
-          <w:tcPr/>
-          <w:p>
-            <w:pPr>
-              <w:pStyle w:val="Compact"/>
-            </w:pPr>
-            <w:r>
-              <w:rPr>
-                <w:rFonts w:hint="eastAsia"/>
-              </w:rPr>
-              <w:t xml:space="preserve">是否具备较稳定的作者来源与稿源组织能力</w:t>
-            </w:r>
-          </w:p>
-        </w:tc>
-        <w:tc>
-          <w:tcPr/>
-          <w:p>
-            <w:pPr>
-              <w:pStyle w:val="Compact"/>
-            </w:pPr>
-          </w:p>
-        </w:tc>
-        <w:tc>
-          <w:tcPr/>
-          <w:p>
-            <w:pPr>
-              <w:pStyle w:val="Compact"/>
-            </w:pPr>
-          </w:p>
-        </w:tc>
-        <w:tc>
-          <w:tcPr/>
-          <w:p>
-            <w:pPr>
-              <w:pStyle w:val="Compact"/>
-            </w:pPr>
-          </w:p>
-        </w:tc>
-        <w:tc>
-          <w:tcPr/>
-          <w:p>
-            <w:pPr>
-              <w:pStyle w:val="Compact"/>
-            </w:pPr>
-          </w:p>
-        </w:tc>
-        <w:tc>
-          <w:tcPr/>
-          <w:p>
-            <w:pPr>
-              <w:pStyle w:val="Compact"/>
-            </w:pPr>
-          </w:p>
-        </w:tc>
-        <w:tc>
-          <w:tcPr/>
-          <w:p>
-            <w:pPr>
-              <w:pStyle w:val="Compact"/>
-            </w:pPr>
-          </w:p>
-        </w:tc>
-      </w:tr>
-      <w:tr>
-        <w:tc>
-          <w:tcPr/>
-          <w:p>
-            <w:pPr>
-              <w:pStyle w:val="Compact"/>
-            </w:pPr>
-            <w:r>
-              <w:t xml:space="preserve">3.4</w:t>
-            </w:r>
-          </w:p>
-        </w:tc>
-        <w:tc>
-          <w:tcPr/>
-          <w:p>
-            <w:pPr>
-              <w:pStyle w:val="Compact"/>
-            </w:pPr>
-            <w:r>
-              <w:rPr>
-                <w:rFonts w:hint="eastAsia"/>
-              </w:rPr>
-              <w:t xml:space="preserve">审稿、编辑与出版流程是否规范</w:t>
-            </w:r>
-          </w:p>
-        </w:tc>
-        <w:tc>
-          <w:tcPr/>
-          <w:p>
-            <w:pPr>
-              <w:pStyle w:val="Compact"/>
-            </w:pPr>
-          </w:p>
-        </w:tc>
-        <w:tc>
-          <w:tcPr/>
-          <w:p>
-            <w:pPr>
-              <w:pStyle w:val="Compact"/>
-            </w:pPr>
-          </w:p>
-        </w:tc>
-        <w:tc>
-          <w:tcPr/>
-          <w:p>
-            <w:pPr>
-              <w:pStyle w:val="Compact"/>
-            </w:pPr>
-          </w:p>
-        </w:tc>
-        <w:tc>
-          <w:tcPr/>
-          <w:p>
-            <w:pPr>
-              <w:pStyle w:val="Compact"/>
-            </w:pPr>
-          </w:p>
-        </w:tc>
-        <w:tc>
-          <w:tcPr/>
-          <w:p>
-            <w:pPr>
-              <w:pStyle w:val="Compact"/>
-            </w:pPr>
-          </w:p>
-        </w:tc>
-        <w:tc>
-          <w:tcPr/>
-          <w:p>
-            <w:pPr>
-              <w:pStyle w:val="Compact"/>
-            </w:pPr>
-          </w:p>
-        </w:tc>
-      </w:tr>
-      <w:tr>
-        <w:tc>
-          <w:tcPr/>
-          <w:p>
-            <w:pPr>
-              <w:pStyle w:val="Compact"/>
-            </w:pPr>
-            <w:r>
-              <w:t xml:space="preserve">3.5</w:t>
-            </w:r>
-          </w:p>
-        </w:tc>
-        <w:tc>
-          <w:tcPr/>
-          <w:p>
-            <w:pPr>
-              <w:pStyle w:val="Compact"/>
-            </w:pPr>
-            <w:r>
-              <w:rPr>
-                <w:rFonts w:hint="eastAsia"/>
-              </w:rPr>
-              <w:t xml:space="preserve">是否形成较完善的栏目运行与质量控制机制</w:t>
-            </w:r>
-          </w:p>
-        </w:tc>
-        <w:tc>
-          <w:tcPr/>
-          <w:p>
-            <w:pPr>
-              <w:pStyle w:val="Compact"/>
-            </w:pPr>
-          </w:p>
-        </w:tc>
-        <w:tc>
-          <w:tcPr/>
-          <w:p>
-            <w:pPr>
-              <w:pStyle w:val="Compact"/>
-            </w:pPr>
-          </w:p>
-        </w:tc>
-        <w:tc>
-          <w:tcPr/>
-          <w:p>
-            <w:pPr>
-              <w:pStyle w:val="Compact"/>
-            </w:pPr>
-          </w:p>
-        </w:tc>
-        <w:tc>
-          <w:tcPr/>
-          <w:p>
-            <w:pPr>
-              <w:pStyle w:val="Compact"/>
-            </w:pPr>
-          </w:p>
-        </w:tc>
-        <w:tc>
-          <w:tcPr/>
-          <w:p>
-            <w:pPr>
-              <w:pStyle w:val="Compact"/>
-            </w:pPr>
-          </w:p>
-        </w:tc>
-        <w:tc>
-          <w:tcPr/>
-          <w:p>
-            <w:pPr>
-              <w:pStyle w:val="Compact"/>
-            </w:pPr>
-          </w:p>
-        </w:tc>
-      </w:tr>
-    </w:tbl>
-    <w:p>
-      <w:pPr>
-        <w:pStyle w:val="BodyText"/>
-      </w:pPr>
-      <w:r>
-        <w:rPr>
-          <w:rFonts w:hint="eastAsia"/>
-          <w:b/>
-          <w:bCs/>
-        </w:rPr>
-        <w:t xml:space="preserve">评分锚点（关键项）</w:t>
-      </w:r>
-      <w:r>
-        <w:rPr>
-          <w:rFonts w:hint="eastAsia"/>
-        </w:rPr>
-        <w:t xml:space="preserve">：3.3”优秀”=有稳定核心作者群与主动约稿/专题策划能力；</w:t>
-      </w:r>
-      <w:r>
-        <w:rPr>
-          <w:rFonts w:hint="eastAsia"/>
-        </w:rPr>
-        <w:t xml:space="preserve">“较弱”</w:t>
-      </w:r>
-      <w:r>
-        <w:rPr>
-          <w:rFonts w:hint="eastAsia"/>
-        </w:rPr>
-        <w:t xml:space="preserve">=稿源被动、波动大。3.4”优秀”=外审/盲审等流程规范且有记录；</w:t>
-      </w:r>
-      <w:r>
-        <w:rPr>
-          <w:rFonts w:hint="eastAsia"/>
-        </w:rPr>
-        <w:t xml:space="preserve">“弱”</w:t>
-      </w:r>
-      <w:r>
-        <w:rPr>
-          <w:rFonts w:hint="eastAsia"/>
-        </w:rPr>
-        <w:t xml:space="preserve">=流程不清或无外审。</w:t>
-      </w:r>
-    </w:p>
-    <w:p>
-      <w:pPr>
-        <w:pStyle w:val="BlockText"/>
-      </w:pPr>
-      <w:r>
-        <w:rPr>
-          <w:rFonts w:hint="eastAsia"/>
-        </w:rPr>
-        <w:t xml:space="preserve">维度三系数平均值＝（3.1+3.2+3.3+3.4+3.5）/</w:t>
-      </w:r>
-      <w:r>
-        <w:t xml:space="preserve"> </w:t>
-      </w:r>
-      <w:r>
-        <w:rPr>
-          <w:rFonts w:hint="eastAsia"/>
-        </w:rPr>
-        <w:t xml:space="preserve">有效要点数</w:t>
-      </w:r>
-      <w:r>
-        <w:t xml:space="preserve"> </w:t>
-      </w:r>
-      <w:r>
-        <w:rPr>
-          <w:rFonts w:hint="eastAsia"/>
-        </w:rPr>
-        <w:t xml:space="preserve">＝</w:t>
-      </w:r>
-      <w:r>
-        <w:t xml:space="preserve"> </w:t>
-      </w:r>
-      <w:r>
-        <w:rPr>
-          <w:rFonts w:hint="eastAsia"/>
-        </w:rPr>
-        <w:t xml:space="preserve">______；</w:t>
-      </w:r>
-      <w:r>
-        <w:rPr>
-          <w:rFonts w:hint="eastAsia"/>
-          <w:b/>
-          <w:bCs/>
-        </w:rPr>
-        <w:t xml:space="preserve">维度三得分</w:t>
-      </w:r>
-      <w:r>
-        <w:rPr>
-          <w:b/>
-          <w:bCs/>
-        </w:rPr>
-        <w:t xml:space="preserve"> </w:t>
-      </w:r>
-      <w:r>
-        <w:rPr>
-          <w:rFonts w:hint="eastAsia"/>
-          <w:b/>
-          <w:bCs/>
-        </w:rPr>
-        <w:t xml:space="preserve">＝</w:t>
-      </w:r>
-      <w:r>
-        <w:rPr>
-          <w:b/>
-          <w:bCs/>
-        </w:rPr>
-        <w:t xml:space="preserve"> </w:t>
-      </w:r>
-      <w:r>
-        <w:rPr>
-          <w:rFonts w:hint="eastAsia"/>
-          <w:b/>
-          <w:bCs/>
-        </w:rPr>
-        <w:t xml:space="preserve">系数均值</w:t>
-      </w:r>
-      <w:r>
-        <w:rPr>
-          <w:b/>
-          <w:bCs/>
-        </w:rPr>
-        <w:t xml:space="preserve"> × 20 </w:t>
-      </w:r>
-      <w:r>
-        <w:rPr>
-          <w:rFonts w:hint="eastAsia"/>
-          <w:b/>
-          <w:bCs/>
-        </w:rPr>
-        <w:t xml:space="preserve">＝</w:t>
-      </w:r>
-      <w:r>
-        <w:rPr>
-          <w:b/>
-          <w:bCs/>
-        </w:rPr>
-        <w:t xml:space="preserve"> ______ </w:t>
-      </w:r>
-      <w:r>
-        <w:rPr>
-          <w:rFonts w:hint="eastAsia"/>
-          <w:b/>
-          <w:bCs/>
-        </w:rPr>
-        <w:t xml:space="preserve">分</w:t>
-      </w:r>
-    </w:p>
-    <w:bookmarkEnd w:id="24"/>
-    <w:bookmarkStart w:id="25" w:name="五维度四-传播与应用效果满分-20-分"/>
-    <w:p>
-      <w:pPr>
-        <w:pStyle w:val="Heading2"/>
-      </w:pPr>
-      <w:r>
-        <w:rPr>
-          <w:rFonts w:hint="eastAsia"/>
-        </w:rPr>
-        <w:t xml:space="preserve">五、维度四</w:t>
-      </w:r>
-      <w:r>
-        <w:t xml:space="preserve">　</w:t>
-      </w:r>
-      <w:r>
-        <w:rPr>
-          <w:rFonts w:hint="eastAsia"/>
-        </w:rPr>
-        <w:t xml:space="preserve">传播与应用效果（满分</w:t>
-      </w:r>
-      <w:r>
-        <w:t xml:space="preserve"> 20 </w:t>
+        <w:t xml:space="preserve">内容质量与学术价值（满分</w:t>
+      </w:r>
+      <w:r>
+        <w:t xml:space="preserve"> 35 </w:t>
       </w:r>
       <w:r>
         <w:rPr>
@@ -3044,14 +1773,15 @@
         <w:tblLook w:firstRow="1" w:lastRow="0" w:firstColumn="0" w:lastColumn="0" w:noHBand="0" w:noVBand="0" w:val="0020"/>
       </w:tblPr>
       <w:tblGrid>
-        <w:gridCol w:w="990"/>
-        <w:gridCol w:w="990"/>
-        <w:gridCol w:w="990"/>
-        <w:gridCol w:w="990"/>
-        <w:gridCol w:w="990"/>
-        <w:gridCol w:w="990"/>
-        <w:gridCol w:w="990"/>
-        <w:gridCol w:w="990"/>
+        <w:gridCol w:w="879"/>
+        <w:gridCol w:w="879"/>
+        <w:gridCol w:w="879"/>
+        <w:gridCol w:w="879"/>
+        <w:gridCol w:w="879"/>
+        <w:gridCol w:w="879"/>
+        <w:gridCol w:w="879"/>
+        <w:gridCol w:w="879"/>
+        <w:gridCol w:w="879"/>
       </w:tblGrid>
       <w:tr>
         <w:trPr>
@@ -3081,7 +1811,21 @@
               <w:rPr>
                 <w:rFonts w:hint="eastAsia"/>
               </w:rPr>
-              <w:t xml:space="preserve">评价要点</w:t>
+              <w:t xml:space="preserve">评分条目（单一聚焦）</w:t>
+            </w:r>
+          </w:p>
+        </w:tc>
+        <w:tc>
+          <w:tcPr/>
+          <w:p>
+            <w:pPr>
+              <w:pStyle w:val="Compact"/>
+            </w:pPr>
+            <w:r>
+              <w:rPr>
+                <w:rFonts w:hint="eastAsia"/>
+              </w:rPr>
+              <w:t xml:space="preserve">判断提示</w:t>
             </w:r>
           </w:p>
         </w:tc>
@@ -3178,21 +1922,43 @@
               <w:pStyle w:val="Compact"/>
             </w:pPr>
             <w:r>
-              <w:t xml:space="preserve">4.1</w:t>
-            </w:r>
-          </w:p>
-        </w:tc>
-        <w:tc>
-          <w:tcPr/>
-          <w:p>
-            <w:pPr>
-              <w:pStyle w:val="Compact"/>
-            </w:pPr>
-            <w:r>
-              <w:rPr>
-                <w:rFonts w:hint="eastAsia"/>
-              </w:rPr>
-              <w:t xml:space="preserve">栏目内容是否具有较稳定的读者关注与一定传播效果</w:t>
+              <w:t xml:space="preserve">2.1</w:t>
+            </w:r>
+          </w:p>
+        </w:tc>
+        <w:tc>
+          <w:tcPr/>
+          <w:p>
+            <w:pPr>
+              <w:pStyle w:val="Compact"/>
+            </w:pPr>
+            <w:r>
+              <w:rPr>
+                <w:rFonts w:hint="eastAsia"/>
+                <w:b/>
+                <w:bCs/>
+              </w:rPr>
+              <w:t xml:space="preserve">学术价值</w:t>
+            </w:r>
+            <w:r>
+              <w:rPr>
+                <w:rFonts w:hint="eastAsia"/>
+              </w:rPr>
+              <w:t xml:space="preserve">：论文在理论/研究层面的学术水平</w:t>
+            </w:r>
+          </w:p>
+        </w:tc>
+        <w:tc>
+          <w:tcPr/>
+          <w:p>
+            <w:pPr>
+              <w:pStyle w:val="Compact"/>
+            </w:pPr>
+            <w:r>
+              <w:rPr>
+                <w:rFonts w:hint="eastAsia"/>
+              </w:rPr>
+              <w:t xml:space="preserve">研究深度、学术贡献</w:t>
             </w:r>
           </w:p>
         </w:tc>
@@ -3253,21 +2019,43 @@
               <w:pStyle w:val="Compact"/>
             </w:pPr>
             <w:r>
-              <w:t xml:space="preserve">4.2</w:t>
-            </w:r>
-          </w:p>
-        </w:tc>
-        <w:tc>
-          <w:tcPr/>
-          <w:p>
-            <w:pPr>
-              <w:pStyle w:val="Compact"/>
-            </w:pPr>
-            <w:r>
-              <w:rPr>
-                <w:rFonts w:hint="eastAsia"/>
-              </w:rPr>
-              <w:t xml:space="preserve">是否在业内形成一定认可度</w:t>
+              <w:t xml:space="preserve">2.2</w:t>
+            </w:r>
+          </w:p>
+        </w:tc>
+        <w:tc>
+          <w:tcPr/>
+          <w:p>
+            <w:pPr>
+              <w:pStyle w:val="Compact"/>
+            </w:pPr>
+            <w:r>
+              <w:rPr>
+                <w:rFonts w:hint="eastAsia"/>
+                <w:b/>
+                <w:bCs/>
+              </w:rPr>
+              <w:t xml:space="preserve">实践价值</w:t>
+            </w:r>
+            <w:r>
+              <w:rPr>
+                <w:rFonts w:hint="eastAsia"/>
+              </w:rPr>
+              <w:t xml:space="preserve">：对临床/产业/教学等的指导应用价值</w:t>
+            </w:r>
+          </w:p>
+        </w:tc>
+        <w:tc>
+          <w:tcPr/>
+          <w:p>
+            <w:pPr>
+              <w:pStyle w:val="Compact"/>
+            </w:pPr>
+            <w:r>
+              <w:rPr>
+                <w:rFonts w:hint="eastAsia"/>
+              </w:rPr>
+              <w:t xml:space="preserve">能否解决实际问题、被应用</w:t>
             </w:r>
           </w:p>
         </w:tc>
@@ -3328,21 +2116,43 @@
               <w:pStyle w:val="Compact"/>
             </w:pPr>
             <w:r>
-              <w:t xml:space="preserve">4.3</w:t>
-            </w:r>
-          </w:p>
-        </w:tc>
-        <w:tc>
-          <w:tcPr/>
-          <w:p>
-            <w:pPr>
-              <w:pStyle w:val="Compact"/>
-            </w:pPr>
-            <w:r>
-              <w:rPr>
-                <w:rFonts w:hint="eastAsia"/>
-              </w:rPr>
-              <w:t xml:space="preserve">栏目建设经验是否具有推广价值，可供同类栏目借鉴</w:t>
+              <w:t xml:space="preserve">2.3</w:t>
+            </w:r>
+          </w:p>
+        </w:tc>
+        <w:tc>
+          <w:tcPr/>
+          <w:p>
+            <w:pPr>
+              <w:pStyle w:val="Compact"/>
+            </w:pPr>
+            <w:r>
+              <w:rPr>
+                <w:rFonts w:hint="eastAsia"/>
+                <w:b/>
+                <w:bCs/>
+              </w:rPr>
+              <w:t xml:space="preserve">创新性</w:t>
+            </w:r>
+            <w:r>
+              <w:rPr>
+                <w:rFonts w:hint="eastAsia"/>
+              </w:rPr>
+              <w:t xml:space="preserve">：选题、方法或观点上的创新程度</w:t>
+            </w:r>
+          </w:p>
+        </w:tc>
+        <w:tc>
+          <w:tcPr/>
+          <w:p>
+            <w:pPr>
+              <w:pStyle w:val="Compact"/>
+            </w:pPr>
+            <w:r>
+              <w:rPr>
+                <w:rFonts w:hint="eastAsia"/>
+              </w:rPr>
+              <w:t xml:space="preserve">有无新意、避免重复跟随</w:t>
             </w:r>
           </w:p>
         </w:tc>
@@ -3403,21 +2213,334 @@
               <w:pStyle w:val="Compact"/>
             </w:pPr>
             <w:r>
-              <w:t xml:space="preserve">4.4</w:t>
-            </w:r>
-          </w:p>
-        </w:tc>
-        <w:tc>
-          <w:tcPr/>
-          <w:p>
-            <w:pPr>
-              <w:pStyle w:val="Compact"/>
-            </w:pPr>
-            <w:r>
-              <w:rPr>
-                <w:rFonts w:hint="eastAsia"/>
-              </w:rPr>
-              <w:t xml:space="preserve">是否形成一定栏目影响力与品牌效应</w:t>
+              <w:t xml:space="preserve">2.4</w:t>
+            </w:r>
+          </w:p>
+        </w:tc>
+        <w:tc>
+          <w:tcPr/>
+          <w:p>
+            <w:pPr>
+              <w:pStyle w:val="Compact"/>
+            </w:pPr>
+            <w:r>
+              <w:rPr>
+                <w:rFonts w:hint="eastAsia"/>
+                <w:b/>
+                <w:bCs/>
+              </w:rPr>
+              <w:t xml:space="preserve">代表作水平</w:t>
+            </w:r>
+            <w:r>
+              <w:rPr>
+                <w:rFonts w:hint="eastAsia"/>
+              </w:rPr>
+              <w:t xml:space="preserve">：代表性论文是否确能代表栏目较高水平</w:t>
+            </w:r>
+          </w:p>
+        </w:tc>
+        <w:tc>
+          <w:tcPr/>
+          <w:p>
+            <w:pPr>
+              <w:pStyle w:val="Compact"/>
+            </w:pPr>
+            <w:r>
+              <w:rPr>
+                <w:rFonts w:hint="eastAsia"/>
+              </w:rPr>
+              <w:t xml:space="preserve">对照所提交3～5篇代表作</w:t>
+            </w:r>
+          </w:p>
+        </w:tc>
+        <w:tc>
+          <w:tcPr/>
+          <w:p>
+            <w:pPr>
+              <w:pStyle w:val="Compact"/>
+            </w:pPr>
+          </w:p>
+        </w:tc>
+        <w:tc>
+          <w:tcPr/>
+          <w:p>
+            <w:pPr>
+              <w:pStyle w:val="Compact"/>
+            </w:pPr>
+          </w:p>
+        </w:tc>
+        <w:tc>
+          <w:tcPr/>
+          <w:p>
+            <w:pPr>
+              <w:pStyle w:val="Compact"/>
+            </w:pPr>
+          </w:p>
+        </w:tc>
+        <w:tc>
+          <w:tcPr/>
+          <w:p>
+            <w:pPr>
+              <w:pStyle w:val="Compact"/>
+            </w:pPr>
+          </w:p>
+        </w:tc>
+        <w:tc>
+          <w:tcPr/>
+          <w:p>
+            <w:pPr>
+              <w:pStyle w:val="Compact"/>
+            </w:pPr>
+          </w:p>
+        </w:tc>
+        <w:tc>
+          <w:tcPr/>
+          <w:p>
+            <w:pPr>
+              <w:pStyle w:val="Compact"/>
+            </w:pPr>
+          </w:p>
+        </w:tc>
+      </w:tr>
+      <w:tr>
+        <w:tc>
+          <w:tcPr/>
+          <w:p>
+            <w:pPr>
+              <w:pStyle w:val="Compact"/>
+            </w:pPr>
+            <w:r>
+              <w:t xml:space="preserve">2.5</w:t>
+            </w:r>
+          </w:p>
+        </w:tc>
+        <w:tc>
+          <w:tcPr/>
+          <w:p>
+            <w:pPr>
+              <w:pStyle w:val="Compact"/>
+            </w:pPr>
+            <w:r>
+              <w:rPr>
+                <w:rFonts w:hint="eastAsia"/>
+                <w:b/>
+                <w:bCs/>
+              </w:rPr>
+              <w:t xml:space="preserve">专业性</w:t>
+            </w:r>
+            <w:r>
+              <w:rPr>
+                <w:rFonts w:hint="eastAsia"/>
+              </w:rPr>
+              <w:t xml:space="preserve">：内容的专业与学理准确性</w:t>
+            </w:r>
+          </w:p>
+        </w:tc>
+        <w:tc>
+          <w:tcPr/>
+          <w:p>
+            <w:pPr>
+              <w:pStyle w:val="Compact"/>
+            </w:pPr>
+            <w:r>
+              <w:rPr>
+                <w:rFonts w:hint="eastAsia"/>
+              </w:rPr>
+              <w:t xml:space="preserve">术语、数据、论证是否严谨</w:t>
+            </w:r>
+          </w:p>
+        </w:tc>
+        <w:tc>
+          <w:tcPr/>
+          <w:p>
+            <w:pPr>
+              <w:pStyle w:val="Compact"/>
+            </w:pPr>
+          </w:p>
+        </w:tc>
+        <w:tc>
+          <w:tcPr/>
+          <w:p>
+            <w:pPr>
+              <w:pStyle w:val="Compact"/>
+            </w:pPr>
+          </w:p>
+        </w:tc>
+        <w:tc>
+          <w:tcPr/>
+          <w:p>
+            <w:pPr>
+              <w:pStyle w:val="Compact"/>
+            </w:pPr>
+          </w:p>
+        </w:tc>
+        <w:tc>
+          <w:tcPr/>
+          <w:p>
+            <w:pPr>
+              <w:pStyle w:val="Compact"/>
+            </w:pPr>
+          </w:p>
+        </w:tc>
+        <w:tc>
+          <w:tcPr/>
+          <w:p>
+            <w:pPr>
+              <w:pStyle w:val="Compact"/>
+            </w:pPr>
+          </w:p>
+        </w:tc>
+        <w:tc>
+          <w:tcPr/>
+          <w:p>
+            <w:pPr>
+              <w:pStyle w:val="Compact"/>
+            </w:pPr>
+          </w:p>
+        </w:tc>
+      </w:tr>
+      <w:tr>
+        <w:tc>
+          <w:tcPr/>
+          <w:p>
+            <w:pPr>
+              <w:pStyle w:val="Compact"/>
+            </w:pPr>
+            <w:r>
+              <w:t xml:space="preserve">2.6</w:t>
+            </w:r>
+          </w:p>
+        </w:tc>
+        <w:tc>
+          <w:tcPr/>
+          <w:p>
+            <w:pPr>
+              <w:pStyle w:val="Compact"/>
+            </w:pPr>
+            <w:r>
+              <w:rPr>
+                <w:rFonts w:hint="eastAsia"/>
+                <w:b/>
+                <w:bCs/>
+              </w:rPr>
+              <w:t xml:space="preserve">规范性</w:t>
+            </w:r>
+            <w:r>
+              <w:rPr>
+                <w:rFonts w:hint="eastAsia"/>
+              </w:rPr>
+              <w:t xml:space="preserve">：结构、引用与编校体例是否规范</w:t>
+            </w:r>
+          </w:p>
+        </w:tc>
+        <w:tc>
+          <w:tcPr/>
+          <w:p>
+            <w:pPr>
+              <w:pStyle w:val="Compact"/>
+            </w:pPr>
+            <w:r>
+              <w:rPr>
+                <w:rFonts w:hint="eastAsia"/>
+              </w:rPr>
+              <w:t xml:space="preserve">是否符合学术写作与编校规范</w:t>
+            </w:r>
+          </w:p>
+        </w:tc>
+        <w:tc>
+          <w:tcPr/>
+          <w:p>
+            <w:pPr>
+              <w:pStyle w:val="Compact"/>
+            </w:pPr>
+          </w:p>
+        </w:tc>
+        <w:tc>
+          <w:tcPr/>
+          <w:p>
+            <w:pPr>
+              <w:pStyle w:val="Compact"/>
+            </w:pPr>
+          </w:p>
+        </w:tc>
+        <w:tc>
+          <w:tcPr/>
+          <w:p>
+            <w:pPr>
+              <w:pStyle w:val="Compact"/>
+            </w:pPr>
+          </w:p>
+        </w:tc>
+        <w:tc>
+          <w:tcPr/>
+          <w:p>
+            <w:pPr>
+              <w:pStyle w:val="Compact"/>
+            </w:pPr>
+          </w:p>
+        </w:tc>
+        <w:tc>
+          <w:tcPr/>
+          <w:p>
+            <w:pPr>
+              <w:pStyle w:val="Compact"/>
+            </w:pPr>
+          </w:p>
+        </w:tc>
+        <w:tc>
+          <w:tcPr/>
+          <w:p>
+            <w:pPr>
+              <w:pStyle w:val="Compact"/>
+            </w:pPr>
+          </w:p>
+        </w:tc>
+      </w:tr>
+      <w:tr>
+        <w:tc>
+          <w:tcPr/>
+          <w:p>
+            <w:pPr>
+              <w:pStyle w:val="Compact"/>
+            </w:pPr>
+            <w:r>
+              <w:t xml:space="preserve">2.7</w:t>
+            </w:r>
+          </w:p>
+        </w:tc>
+        <w:tc>
+          <w:tcPr/>
+          <w:p>
+            <w:pPr>
+              <w:pStyle w:val="Compact"/>
+            </w:pPr>
+            <w:r>
+              <w:rPr>
+                <w:rFonts w:hint="eastAsia"/>
+                <w:b/>
+                <w:bCs/>
+              </w:rPr>
+              <w:t xml:space="preserve">可读性</w:t>
+            </w:r>
+            <w:r>
+              <w:rPr>
+                <w:rFonts w:hint="eastAsia"/>
+              </w:rPr>
+              <w:t xml:space="preserve">：行文表达是否清晰易读</w:t>
+            </w:r>
+          </w:p>
+        </w:tc>
+        <w:tc>
+          <w:tcPr/>
+          <w:p>
+            <w:pPr>
+              <w:pStyle w:val="Compact"/>
+            </w:pPr>
+            <w:r>
+              <w:rPr>
+                <w:rFonts w:hint="eastAsia"/>
+              </w:rPr>
+              <w:t xml:space="preserve">逻辑、语言、图表是否清楚</w:t>
             </w:r>
           </w:p>
         </w:tc>
@@ -3473,56 +2596,785 @@
     </w:tbl>
     <w:p>
       <w:pPr>
-        <w:pStyle w:val="BodyText"/>
-      </w:pPr>
+        <w:pStyle w:val="BlockText"/>
+      </w:pPr>
+      <w:r>
+        <w:rPr>
+          <w:rFonts w:hint="eastAsia"/>
+        </w:rPr>
+        <w:t xml:space="preserve">维度二系数平均值</w:t>
+      </w:r>
+      <w:r>
+        <w:t xml:space="preserve"> </w:t>
+      </w:r>
+      <w:r>
+        <w:rPr>
+          <w:rFonts w:hint="eastAsia"/>
+        </w:rPr>
+        <w:t xml:space="preserve">＝</w:t>
+      </w:r>
+      <w:r>
+        <w:t xml:space="preserve"> </w:t>
+      </w:r>
+      <w:r>
+        <w:rPr>
+          <w:rFonts w:hint="eastAsia"/>
+        </w:rPr>
+        <w:t xml:space="preserve">______；</w:t>
+      </w:r>
       <w:r>
         <w:rPr>
           <w:rFonts w:hint="eastAsia"/>
           <w:b/>
           <w:bCs/>
         </w:rPr>
-        <w:t xml:space="preserve">评分锚点（关键项）</w:t>
-      </w:r>
-      <w:r>
-        <w:rPr>
-          <w:rFonts w:hint="eastAsia"/>
-        </w:rPr>
-        <w:t xml:space="preserve">：4.1”优秀”=下载/转载/媒体报道等证据充分且持续；</w:t>
-      </w:r>
-      <w:r>
-        <w:rPr>
-          <w:rFonts w:hint="eastAsia"/>
-        </w:rPr>
-        <w:t xml:space="preserve">“一般”</w:t>
-      </w:r>
-      <w:r>
-        <w:rPr>
-          <w:rFonts w:hint="eastAsia"/>
-        </w:rPr>
-        <w:t xml:space="preserve">=有一定传播但证据有限；</w:t>
-      </w:r>
-      <w:r>
-        <w:rPr>
-          <w:rFonts w:hint="eastAsia"/>
-        </w:rPr>
-        <w:t xml:space="preserve">“弱”</w:t>
-      </w:r>
-      <w:r>
-        <w:rPr>
-          <w:rFonts w:hint="eastAsia"/>
-        </w:rPr>
-        <w:t xml:space="preserve">=缺乏传播证据。4.3”优秀”=有可复制的建设经验或典型案例。</w:t>
+        <w:t xml:space="preserve">维度二得分</w:t>
+      </w:r>
+      <w:r>
+        <w:rPr>
+          <w:b/>
+          <w:bCs/>
+        </w:rPr>
+        <w:t xml:space="preserve"> </w:t>
+      </w:r>
+      <w:r>
+        <w:rPr>
+          <w:rFonts w:hint="eastAsia"/>
+          <w:b/>
+          <w:bCs/>
+        </w:rPr>
+        <w:t xml:space="preserve">＝</w:t>
+      </w:r>
+      <w:r>
+        <w:rPr>
+          <w:b/>
+          <w:bCs/>
+        </w:rPr>
+        <w:t xml:space="preserve"> </w:t>
+      </w:r>
+      <w:r>
+        <w:rPr>
+          <w:rFonts w:hint="eastAsia"/>
+          <w:b/>
+          <w:bCs/>
+        </w:rPr>
+        <w:t xml:space="preserve">系数均值</w:t>
+      </w:r>
+      <w:r>
+        <w:rPr>
+          <w:b/>
+          <w:bCs/>
+        </w:rPr>
+        <w:t xml:space="preserve"> × 35 </w:t>
+      </w:r>
+      <w:r>
+        <w:rPr>
+          <w:rFonts w:hint="eastAsia"/>
+          <w:b/>
+          <w:bCs/>
+        </w:rPr>
+        <w:t xml:space="preserve">＝</w:t>
+      </w:r>
+      <w:r>
+        <w:rPr>
+          <w:b/>
+          <w:bCs/>
+        </w:rPr>
+        <w:t xml:space="preserve"> ______ </w:t>
+      </w:r>
+      <w:r>
+        <w:rPr>
+          <w:rFonts w:hint="eastAsia"/>
+          <w:b/>
+          <w:bCs/>
+        </w:rPr>
+        <w:t xml:space="preserve">分</w:t>
       </w:r>
     </w:p>
+    <w:bookmarkEnd w:id="23"/>
+    <w:bookmarkStart w:id="24" w:name="四维度三-栏目组织与运行情况满分-20-分"/>
     <w:p>
       <w:pPr>
+        <w:pStyle w:val="Heading2"/>
+      </w:pPr>
+      <w:r>
+        <w:rPr>
+          <w:rFonts w:hint="eastAsia"/>
+        </w:rPr>
+        <w:t xml:space="preserve">四、维度三</w:t>
+      </w:r>
+      <w:r>
+        <w:t xml:space="preserve">　</w:t>
+      </w:r>
+      <w:r>
+        <w:rPr>
+          <w:rFonts w:hint="eastAsia"/>
+        </w:rPr>
+        <w:t xml:space="preserve">栏目组织与运行情况（满分</w:t>
+      </w:r>
+      <w:r>
+        <w:t xml:space="preserve"> 20 </w:t>
+      </w:r>
+      <w:r>
+        <w:rPr>
+          <w:rFonts w:hint="eastAsia"/>
+        </w:rPr>
+        <w:t xml:space="preserve">分）</w:t>
+      </w:r>
+    </w:p>
+    <w:tbl>
+      <w:tblPr>
+        <w:tblStyle w:val="Table"/>
+        <w:tblW w:type="pct" w:w="5000"/>
+        <w:tblLayout w:type="fixed"/>
+        <w:tblLook w:firstRow="1" w:lastRow="0" w:firstColumn="0" w:lastColumn="0" w:noHBand="0" w:noVBand="0" w:val="0020"/>
+      </w:tblPr>
+      <w:tblGrid>
+        <w:gridCol w:w="879"/>
+        <w:gridCol w:w="879"/>
+        <w:gridCol w:w="879"/>
+        <w:gridCol w:w="879"/>
+        <w:gridCol w:w="879"/>
+        <w:gridCol w:w="879"/>
+        <w:gridCol w:w="879"/>
+        <w:gridCol w:w="879"/>
+        <w:gridCol w:w="879"/>
+      </w:tblGrid>
+      <w:tr>
+        <w:trPr>
+          <w:tblHeader w:val="on"/>
+        </w:trPr>
+        <w:tc>
+          <w:tcPr/>
+          <w:p>
+            <w:pPr>
+              <w:pStyle w:val="Compact"/>
+            </w:pPr>
+            <w:r>
+              <w:rPr>
+                <w:rFonts w:hint="eastAsia"/>
+              </w:rPr>
+              <w:t xml:space="preserve">序号</w:t>
+            </w:r>
+          </w:p>
+        </w:tc>
+        <w:tc>
+          <w:tcPr/>
+          <w:p>
+            <w:pPr>
+              <w:pStyle w:val="Compact"/>
+            </w:pPr>
+            <w:r>
+              <w:rPr>
+                <w:rFonts w:hint="eastAsia"/>
+              </w:rPr>
+              <w:t xml:space="preserve">评分条目（单一聚焦）</w:t>
+            </w:r>
+          </w:p>
+        </w:tc>
+        <w:tc>
+          <w:tcPr/>
+          <w:p>
+            <w:pPr>
+              <w:pStyle w:val="Compact"/>
+            </w:pPr>
+            <w:r>
+              <w:rPr>
+                <w:rFonts w:hint="eastAsia"/>
+              </w:rPr>
+              <w:t xml:space="preserve">判断提示</w:t>
+            </w:r>
+          </w:p>
+        </w:tc>
+        <w:tc>
+          <w:tcPr/>
+          <w:p>
+            <w:pPr>
+              <w:pStyle w:val="Compact"/>
+            </w:pPr>
+            <w:r>
+              <w:rPr>
+                <w:rFonts w:hint="eastAsia"/>
+              </w:rPr>
+              <w:t xml:space="preserve">优秀</w:t>
+            </w:r>
+          </w:p>
+        </w:tc>
+        <w:tc>
+          <w:tcPr/>
+          <w:p>
+            <w:pPr>
+              <w:pStyle w:val="Compact"/>
+            </w:pPr>
+            <w:r>
+              <w:rPr>
+                <w:rFonts w:hint="eastAsia"/>
+              </w:rPr>
+              <w:t xml:space="preserve">良好</w:t>
+            </w:r>
+          </w:p>
+        </w:tc>
+        <w:tc>
+          <w:tcPr/>
+          <w:p>
+            <w:pPr>
+              <w:pStyle w:val="Compact"/>
+            </w:pPr>
+            <w:r>
+              <w:rPr>
+                <w:rFonts w:hint="eastAsia"/>
+              </w:rPr>
+              <w:t xml:space="preserve">一般</w:t>
+            </w:r>
+          </w:p>
+        </w:tc>
+        <w:tc>
+          <w:tcPr/>
+          <w:p>
+            <w:pPr>
+              <w:pStyle w:val="Compact"/>
+            </w:pPr>
+            <w:r>
+              <w:rPr>
+                <w:rFonts w:hint="eastAsia"/>
+              </w:rPr>
+              <w:t xml:space="preserve">较弱</w:t>
+            </w:r>
+          </w:p>
+        </w:tc>
+        <w:tc>
+          <w:tcPr/>
+          <w:p>
+            <w:pPr>
+              <w:pStyle w:val="Compact"/>
+            </w:pPr>
+            <w:r>
+              <w:rPr>
+                <w:rFonts w:hint="eastAsia"/>
+              </w:rPr>
+              <w:t xml:space="preserve">弱</w:t>
+            </w:r>
+          </w:p>
+        </w:tc>
+        <w:tc>
+          <w:tcPr/>
+          <w:p>
+            <w:pPr>
+              <w:pStyle w:val="Compact"/>
+            </w:pPr>
+            <w:r>
+              <w:rPr>
+                <w:rFonts w:hint="eastAsia"/>
+              </w:rPr>
+              <w:t xml:space="preserve">无法判断</w:t>
+            </w:r>
+          </w:p>
+        </w:tc>
+      </w:tr>
+      <w:tr>
+        <w:tc>
+          <w:tcPr/>
+          <w:p>
+            <w:pPr>
+              <w:pStyle w:val="Compact"/>
+            </w:pPr>
+            <w:r>
+              <w:t xml:space="preserve">3.1</w:t>
+            </w:r>
+          </w:p>
+        </w:tc>
+        <w:tc>
+          <w:tcPr/>
+          <w:p>
+            <w:pPr>
+              <w:pStyle w:val="Compact"/>
+            </w:pPr>
+            <w:r>
+              <w:rPr>
+                <w:rFonts w:hint="eastAsia"/>
+                <w:b/>
+                <w:bCs/>
+              </w:rPr>
+              <w:t xml:space="preserve">选题规划</w:t>
+            </w:r>
+            <w:r>
+              <w:rPr>
+                <w:rFonts w:hint="eastAsia"/>
+              </w:rPr>
+              <w:t xml:space="preserve">：是否有清晰的选题方向与阶段性策划</w:t>
+            </w:r>
+          </w:p>
+        </w:tc>
+        <w:tc>
+          <w:tcPr/>
+          <w:p>
+            <w:pPr>
+              <w:pStyle w:val="Compact"/>
+            </w:pPr>
+            <w:r>
+              <w:rPr>
+                <w:rFonts w:hint="eastAsia"/>
+              </w:rPr>
+              <w:t xml:space="preserve">有无年度/专题选题计划</w:t>
+            </w:r>
+          </w:p>
+        </w:tc>
+        <w:tc>
+          <w:tcPr/>
+          <w:p>
+            <w:pPr>
+              <w:pStyle w:val="Compact"/>
+            </w:pPr>
+          </w:p>
+        </w:tc>
+        <w:tc>
+          <w:tcPr/>
+          <w:p>
+            <w:pPr>
+              <w:pStyle w:val="Compact"/>
+            </w:pPr>
+          </w:p>
+        </w:tc>
+        <w:tc>
+          <w:tcPr/>
+          <w:p>
+            <w:pPr>
+              <w:pStyle w:val="Compact"/>
+            </w:pPr>
+          </w:p>
+        </w:tc>
+        <w:tc>
+          <w:tcPr/>
+          <w:p>
+            <w:pPr>
+              <w:pStyle w:val="Compact"/>
+            </w:pPr>
+          </w:p>
+        </w:tc>
+        <w:tc>
+          <w:tcPr/>
+          <w:p>
+            <w:pPr>
+              <w:pStyle w:val="Compact"/>
+            </w:pPr>
+          </w:p>
+        </w:tc>
+        <w:tc>
+          <w:tcPr/>
+          <w:p>
+            <w:pPr>
+              <w:pStyle w:val="Compact"/>
+            </w:pPr>
+          </w:p>
+        </w:tc>
+      </w:tr>
+      <w:tr>
+        <w:tc>
+          <w:tcPr/>
+          <w:p>
+            <w:pPr>
+              <w:pStyle w:val="Compact"/>
+            </w:pPr>
+            <w:r>
+              <w:t xml:space="preserve">3.2</w:t>
+            </w:r>
+          </w:p>
+        </w:tc>
+        <w:tc>
+          <w:tcPr/>
+          <w:p>
+            <w:pPr>
+              <w:pStyle w:val="Compact"/>
+            </w:pPr>
+            <w:r>
+              <w:rPr>
+                <w:rFonts w:hint="eastAsia"/>
+                <w:b/>
+                <w:bCs/>
+              </w:rPr>
+              <w:t xml:space="preserve">组稿能力</w:t>
+            </w:r>
+            <w:r>
+              <w:rPr>
+                <w:rFonts w:hint="eastAsia"/>
+              </w:rPr>
+              <w:t xml:space="preserve">：是否以专题策划、主动约稿组织稿件</w:t>
+            </w:r>
+          </w:p>
+        </w:tc>
+        <w:tc>
+          <w:tcPr/>
+          <w:p>
+            <w:pPr>
+              <w:pStyle w:val="Compact"/>
+            </w:pPr>
+            <w:r>
+              <w:rPr>
+                <w:rFonts w:hint="eastAsia"/>
+              </w:rPr>
+              <w:t xml:space="preserve">主动组稿</w:t>
+            </w:r>
+            <w:r>
+              <w:t xml:space="preserve"> vs </w:t>
+            </w:r>
+            <w:r>
+              <w:rPr>
+                <w:rFonts w:hint="eastAsia"/>
+              </w:rPr>
+              <w:t xml:space="preserve">被动来稿</w:t>
+            </w:r>
+          </w:p>
+        </w:tc>
+        <w:tc>
+          <w:tcPr/>
+          <w:p>
+            <w:pPr>
+              <w:pStyle w:val="Compact"/>
+            </w:pPr>
+          </w:p>
+        </w:tc>
+        <w:tc>
+          <w:tcPr/>
+          <w:p>
+            <w:pPr>
+              <w:pStyle w:val="Compact"/>
+            </w:pPr>
+          </w:p>
+        </w:tc>
+        <w:tc>
+          <w:tcPr/>
+          <w:p>
+            <w:pPr>
+              <w:pStyle w:val="Compact"/>
+            </w:pPr>
+          </w:p>
+        </w:tc>
+        <w:tc>
+          <w:tcPr/>
+          <w:p>
+            <w:pPr>
+              <w:pStyle w:val="Compact"/>
+            </w:pPr>
+          </w:p>
+        </w:tc>
+        <w:tc>
+          <w:tcPr/>
+          <w:p>
+            <w:pPr>
+              <w:pStyle w:val="Compact"/>
+            </w:pPr>
+          </w:p>
+        </w:tc>
+        <w:tc>
+          <w:tcPr/>
+          <w:p>
+            <w:pPr>
+              <w:pStyle w:val="Compact"/>
+            </w:pPr>
+          </w:p>
+        </w:tc>
+      </w:tr>
+      <w:tr>
+        <w:tc>
+          <w:tcPr/>
+          <w:p>
+            <w:pPr>
+              <w:pStyle w:val="Compact"/>
+            </w:pPr>
+            <w:r>
+              <w:t xml:space="preserve">3.3</w:t>
+            </w:r>
+          </w:p>
+        </w:tc>
+        <w:tc>
+          <w:tcPr/>
+          <w:p>
+            <w:pPr>
+              <w:pStyle w:val="Compact"/>
+            </w:pPr>
+            <w:r>
+              <w:rPr>
+                <w:rFonts w:hint="eastAsia"/>
+                <w:b/>
+                <w:bCs/>
+              </w:rPr>
+              <w:t xml:space="preserve">稿源稳定性</w:t>
+            </w:r>
+            <w:r>
+              <w:rPr>
+                <w:rFonts w:hint="eastAsia"/>
+              </w:rPr>
+              <w:t xml:space="preserve">：是否有稳定核心作者群与持续稿源</w:t>
+            </w:r>
+          </w:p>
+        </w:tc>
+        <w:tc>
+          <w:tcPr/>
+          <w:p>
+            <w:pPr>
+              <w:pStyle w:val="Compact"/>
+            </w:pPr>
+            <w:r>
+              <w:rPr>
+                <w:rFonts w:hint="eastAsia"/>
+              </w:rPr>
+              <w:t xml:space="preserve">作者与稿件来源是否稳定</w:t>
+            </w:r>
+          </w:p>
+        </w:tc>
+        <w:tc>
+          <w:tcPr/>
+          <w:p>
+            <w:pPr>
+              <w:pStyle w:val="Compact"/>
+            </w:pPr>
+          </w:p>
+        </w:tc>
+        <w:tc>
+          <w:tcPr/>
+          <w:p>
+            <w:pPr>
+              <w:pStyle w:val="Compact"/>
+            </w:pPr>
+          </w:p>
+        </w:tc>
+        <w:tc>
+          <w:tcPr/>
+          <w:p>
+            <w:pPr>
+              <w:pStyle w:val="Compact"/>
+            </w:pPr>
+          </w:p>
+        </w:tc>
+        <w:tc>
+          <w:tcPr/>
+          <w:p>
+            <w:pPr>
+              <w:pStyle w:val="Compact"/>
+            </w:pPr>
+          </w:p>
+        </w:tc>
+        <w:tc>
+          <w:tcPr/>
+          <w:p>
+            <w:pPr>
+              <w:pStyle w:val="Compact"/>
+            </w:pPr>
+          </w:p>
+        </w:tc>
+        <w:tc>
+          <w:tcPr/>
+          <w:p>
+            <w:pPr>
+              <w:pStyle w:val="Compact"/>
+            </w:pPr>
+          </w:p>
+        </w:tc>
+      </w:tr>
+      <w:tr>
+        <w:tc>
+          <w:tcPr/>
+          <w:p>
+            <w:pPr>
+              <w:pStyle w:val="Compact"/>
+            </w:pPr>
+            <w:r>
+              <w:t xml:space="preserve">3.4</w:t>
+            </w:r>
+          </w:p>
+        </w:tc>
+        <w:tc>
+          <w:tcPr/>
+          <w:p>
+            <w:pPr>
+              <w:pStyle w:val="Compact"/>
+            </w:pPr>
+            <w:r>
+              <w:rPr>
+                <w:rFonts w:hint="eastAsia"/>
+                <w:b/>
+                <w:bCs/>
+              </w:rPr>
+              <w:t xml:space="preserve">审稿规范</w:t>
+            </w:r>
+            <w:r>
+              <w:rPr>
+                <w:rFonts w:hint="eastAsia"/>
+              </w:rPr>
+              <w:t xml:space="preserve">：是否实行同行评议并有可查记录</w:t>
+            </w:r>
+          </w:p>
+        </w:tc>
+        <w:tc>
+          <w:tcPr/>
+          <w:p>
+            <w:pPr>
+              <w:pStyle w:val="Compact"/>
+            </w:pPr>
+            <w:r>
+              <w:rPr>
+                <w:rFonts w:hint="eastAsia"/>
+              </w:rPr>
+              <w:t xml:space="preserve">是否外审/盲审、有无记录</w:t>
+            </w:r>
+          </w:p>
+        </w:tc>
+        <w:tc>
+          <w:tcPr/>
+          <w:p>
+            <w:pPr>
+              <w:pStyle w:val="Compact"/>
+            </w:pPr>
+          </w:p>
+        </w:tc>
+        <w:tc>
+          <w:tcPr/>
+          <w:p>
+            <w:pPr>
+              <w:pStyle w:val="Compact"/>
+            </w:pPr>
+          </w:p>
+        </w:tc>
+        <w:tc>
+          <w:tcPr/>
+          <w:p>
+            <w:pPr>
+              <w:pStyle w:val="Compact"/>
+            </w:pPr>
+          </w:p>
+        </w:tc>
+        <w:tc>
+          <w:tcPr/>
+          <w:p>
+            <w:pPr>
+              <w:pStyle w:val="Compact"/>
+            </w:pPr>
+          </w:p>
+        </w:tc>
+        <w:tc>
+          <w:tcPr/>
+          <w:p>
+            <w:pPr>
+              <w:pStyle w:val="Compact"/>
+            </w:pPr>
+          </w:p>
+        </w:tc>
+        <w:tc>
+          <w:tcPr/>
+          <w:p>
+            <w:pPr>
+              <w:pStyle w:val="Compact"/>
+            </w:pPr>
+          </w:p>
+        </w:tc>
+      </w:tr>
+      <w:tr>
+        <w:tc>
+          <w:tcPr/>
+          <w:p>
+            <w:pPr>
+              <w:pStyle w:val="Compact"/>
+            </w:pPr>
+            <w:r>
+              <w:t xml:space="preserve">3.5</w:t>
+            </w:r>
+          </w:p>
+        </w:tc>
+        <w:tc>
+          <w:tcPr/>
+          <w:p>
+            <w:pPr>
+              <w:pStyle w:val="Compact"/>
+            </w:pPr>
+            <w:r>
+              <w:rPr>
+                <w:rFonts w:hint="eastAsia"/>
+                <w:b/>
+                <w:bCs/>
+              </w:rPr>
+              <w:t xml:space="preserve">质量把关</w:t>
+            </w:r>
+            <w:r>
+              <w:rPr>
+                <w:rFonts w:hint="eastAsia"/>
+              </w:rPr>
+              <w:t xml:space="preserve">：是否有明确的栏目质量控制机制</w:t>
+            </w:r>
+          </w:p>
+        </w:tc>
+        <w:tc>
+          <w:tcPr/>
+          <w:p>
+            <w:pPr>
+              <w:pStyle w:val="Compact"/>
+            </w:pPr>
+            <w:r>
+              <w:rPr>
+                <w:rFonts w:hint="eastAsia"/>
+              </w:rPr>
+              <w:t xml:space="preserve">有无把关、淘汰/退稿机制</w:t>
+            </w:r>
+          </w:p>
+        </w:tc>
+        <w:tc>
+          <w:tcPr/>
+          <w:p>
+            <w:pPr>
+              <w:pStyle w:val="Compact"/>
+            </w:pPr>
+          </w:p>
+        </w:tc>
+        <w:tc>
+          <w:tcPr/>
+          <w:p>
+            <w:pPr>
+              <w:pStyle w:val="Compact"/>
+            </w:pPr>
+          </w:p>
+        </w:tc>
+        <w:tc>
+          <w:tcPr/>
+          <w:p>
+            <w:pPr>
+              <w:pStyle w:val="Compact"/>
+            </w:pPr>
+          </w:p>
+        </w:tc>
+        <w:tc>
+          <w:tcPr/>
+          <w:p>
+            <w:pPr>
+              <w:pStyle w:val="Compact"/>
+            </w:pPr>
+          </w:p>
+        </w:tc>
+        <w:tc>
+          <w:tcPr/>
+          <w:p>
+            <w:pPr>
+              <w:pStyle w:val="Compact"/>
+            </w:pPr>
+          </w:p>
+        </w:tc>
+        <w:tc>
+          <w:tcPr/>
+          <w:p>
+            <w:pPr>
+              <w:pStyle w:val="Compact"/>
+            </w:pPr>
+          </w:p>
+        </w:tc>
+      </w:tr>
+    </w:tbl>
+    <w:p>
+      <w:pPr>
         <w:pStyle w:val="BlockText"/>
       </w:pPr>
       <w:r>
         <w:rPr>
           <w:rFonts w:hint="eastAsia"/>
         </w:rPr>
-        <w:t xml:space="preserve">维度四系数平均值＝（4.1+4.2+4.3+4.4）/</w:t>
+        <w:t xml:space="preserve">维度三系数平均值</w:t>
       </w:r>
       <w:r>
         <w:t xml:space="preserve"> </w:t>
@@ -3531,7 +3383,664 @@
         <w:rPr>
           <w:rFonts w:hint="eastAsia"/>
         </w:rPr>
-        <w:t xml:space="preserve">有效要点数</w:t>
+        <w:t xml:space="preserve">＝</w:t>
+      </w:r>
+      <w:r>
+        <w:t xml:space="preserve"> </w:t>
+      </w:r>
+      <w:r>
+        <w:rPr>
+          <w:rFonts w:hint="eastAsia"/>
+        </w:rPr>
+        <w:t xml:space="preserve">______；</w:t>
+      </w:r>
+      <w:r>
+        <w:rPr>
+          <w:rFonts w:hint="eastAsia"/>
+          <w:b/>
+          <w:bCs/>
+        </w:rPr>
+        <w:t xml:space="preserve">维度三得分</w:t>
+      </w:r>
+      <w:r>
+        <w:rPr>
+          <w:b/>
+          <w:bCs/>
+        </w:rPr>
+        <w:t xml:space="preserve"> </w:t>
+      </w:r>
+      <w:r>
+        <w:rPr>
+          <w:rFonts w:hint="eastAsia"/>
+          <w:b/>
+          <w:bCs/>
+        </w:rPr>
+        <w:t xml:space="preserve">＝</w:t>
+      </w:r>
+      <w:r>
+        <w:rPr>
+          <w:b/>
+          <w:bCs/>
+        </w:rPr>
+        <w:t xml:space="preserve"> </w:t>
+      </w:r>
+      <w:r>
+        <w:rPr>
+          <w:rFonts w:hint="eastAsia"/>
+          <w:b/>
+          <w:bCs/>
+        </w:rPr>
+        <w:t xml:space="preserve">系数均值</w:t>
+      </w:r>
+      <w:r>
+        <w:rPr>
+          <w:b/>
+          <w:bCs/>
+        </w:rPr>
+        <w:t xml:space="preserve"> × 20 </w:t>
+      </w:r>
+      <w:r>
+        <w:rPr>
+          <w:rFonts w:hint="eastAsia"/>
+          <w:b/>
+          <w:bCs/>
+        </w:rPr>
+        <w:t xml:space="preserve">＝</w:t>
+      </w:r>
+      <w:r>
+        <w:rPr>
+          <w:b/>
+          <w:bCs/>
+        </w:rPr>
+        <w:t xml:space="preserve"> ______ </w:t>
+      </w:r>
+      <w:r>
+        <w:rPr>
+          <w:rFonts w:hint="eastAsia"/>
+          <w:b/>
+          <w:bCs/>
+        </w:rPr>
+        <w:t xml:space="preserve">分</w:t>
+      </w:r>
+    </w:p>
+    <w:bookmarkEnd w:id="24"/>
+    <w:bookmarkStart w:id="25" w:name="五维度四-传播与应用效果满分-20-分"/>
+    <w:p>
+      <w:pPr>
+        <w:pStyle w:val="Heading2"/>
+      </w:pPr>
+      <w:r>
+        <w:rPr>
+          <w:rFonts w:hint="eastAsia"/>
+        </w:rPr>
+        <w:t xml:space="preserve">五、维度四</w:t>
+      </w:r>
+      <w:r>
+        <w:t xml:space="preserve">　</w:t>
+      </w:r>
+      <w:r>
+        <w:rPr>
+          <w:rFonts w:hint="eastAsia"/>
+        </w:rPr>
+        <w:t xml:space="preserve">传播与应用效果（满分</w:t>
+      </w:r>
+      <w:r>
+        <w:t xml:space="preserve"> 20 </w:t>
+      </w:r>
+      <w:r>
+        <w:rPr>
+          <w:rFonts w:hint="eastAsia"/>
+        </w:rPr>
+        <w:t xml:space="preserve">分）</w:t>
+      </w:r>
+    </w:p>
+    <w:tbl>
+      <w:tblPr>
+        <w:tblStyle w:val="Table"/>
+        <w:tblW w:type="pct" w:w="5000"/>
+        <w:tblLayout w:type="fixed"/>
+        <w:tblLook w:firstRow="1" w:lastRow="0" w:firstColumn="0" w:lastColumn="0" w:noHBand="0" w:noVBand="0" w:val="0020"/>
+      </w:tblPr>
+      <w:tblGrid>
+        <w:gridCol w:w="879"/>
+        <w:gridCol w:w="879"/>
+        <w:gridCol w:w="879"/>
+        <w:gridCol w:w="879"/>
+        <w:gridCol w:w="879"/>
+        <w:gridCol w:w="879"/>
+        <w:gridCol w:w="879"/>
+        <w:gridCol w:w="879"/>
+        <w:gridCol w:w="879"/>
+      </w:tblGrid>
+      <w:tr>
+        <w:trPr>
+          <w:tblHeader w:val="on"/>
+        </w:trPr>
+        <w:tc>
+          <w:tcPr/>
+          <w:p>
+            <w:pPr>
+              <w:pStyle w:val="Compact"/>
+            </w:pPr>
+            <w:r>
+              <w:rPr>
+                <w:rFonts w:hint="eastAsia"/>
+              </w:rPr>
+              <w:t xml:space="preserve">序号</w:t>
+            </w:r>
+          </w:p>
+        </w:tc>
+        <w:tc>
+          <w:tcPr/>
+          <w:p>
+            <w:pPr>
+              <w:pStyle w:val="Compact"/>
+            </w:pPr>
+            <w:r>
+              <w:rPr>
+                <w:rFonts w:hint="eastAsia"/>
+              </w:rPr>
+              <w:t xml:space="preserve">评分条目（单一聚焦）</w:t>
+            </w:r>
+          </w:p>
+        </w:tc>
+        <w:tc>
+          <w:tcPr/>
+          <w:p>
+            <w:pPr>
+              <w:pStyle w:val="Compact"/>
+            </w:pPr>
+            <w:r>
+              <w:rPr>
+                <w:rFonts w:hint="eastAsia"/>
+              </w:rPr>
+              <w:t xml:space="preserve">判断提示</w:t>
+            </w:r>
+          </w:p>
+        </w:tc>
+        <w:tc>
+          <w:tcPr/>
+          <w:p>
+            <w:pPr>
+              <w:pStyle w:val="Compact"/>
+            </w:pPr>
+            <w:r>
+              <w:rPr>
+                <w:rFonts w:hint="eastAsia"/>
+              </w:rPr>
+              <w:t xml:space="preserve">优秀</w:t>
+            </w:r>
+          </w:p>
+        </w:tc>
+        <w:tc>
+          <w:tcPr/>
+          <w:p>
+            <w:pPr>
+              <w:pStyle w:val="Compact"/>
+            </w:pPr>
+            <w:r>
+              <w:rPr>
+                <w:rFonts w:hint="eastAsia"/>
+              </w:rPr>
+              <w:t xml:space="preserve">良好</w:t>
+            </w:r>
+          </w:p>
+        </w:tc>
+        <w:tc>
+          <w:tcPr/>
+          <w:p>
+            <w:pPr>
+              <w:pStyle w:val="Compact"/>
+            </w:pPr>
+            <w:r>
+              <w:rPr>
+                <w:rFonts w:hint="eastAsia"/>
+              </w:rPr>
+              <w:t xml:space="preserve">一般</w:t>
+            </w:r>
+          </w:p>
+        </w:tc>
+        <w:tc>
+          <w:tcPr/>
+          <w:p>
+            <w:pPr>
+              <w:pStyle w:val="Compact"/>
+            </w:pPr>
+            <w:r>
+              <w:rPr>
+                <w:rFonts w:hint="eastAsia"/>
+              </w:rPr>
+              <w:t xml:space="preserve">较弱</w:t>
+            </w:r>
+          </w:p>
+        </w:tc>
+        <w:tc>
+          <w:tcPr/>
+          <w:p>
+            <w:pPr>
+              <w:pStyle w:val="Compact"/>
+            </w:pPr>
+            <w:r>
+              <w:rPr>
+                <w:rFonts w:hint="eastAsia"/>
+              </w:rPr>
+              <w:t xml:space="preserve">弱</w:t>
+            </w:r>
+          </w:p>
+        </w:tc>
+        <w:tc>
+          <w:tcPr/>
+          <w:p>
+            <w:pPr>
+              <w:pStyle w:val="Compact"/>
+            </w:pPr>
+            <w:r>
+              <w:rPr>
+                <w:rFonts w:hint="eastAsia"/>
+              </w:rPr>
+              <w:t xml:space="preserve">无法判断</w:t>
+            </w:r>
+          </w:p>
+        </w:tc>
+      </w:tr>
+      <w:tr>
+        <w:tc>
+          <w:tcPr/>
+          <w:p>
+            <w:pPr>
+              <w:pStyle w:val="Compact"/>
+            </w:pPr>
+            <w:r>
+              <w:t xml:space="preserve">4.1</w:t>
+            </w:r>
+          </w:p>
+        </w:tc>
+        <w:tc>
+          <w:tcPr/>
+          <w:p>
+            <w:pPr>
+              <w:pStyle w:val="Compact"/>
+            </w:pPr>
+            <w:r>
+              <w:rPr>
+                <w:rFonts w:hint="eastAsia"/>
+                <w:b/>
+                <w:bCs/>
+              </w:rPr>
+              <w:t xml:space="preserve">传播数据</w:t>
+            </w:r>
+            <w:r>
+              <w:rPr>
+                <w:rFonts w:hint="eastAsia"/>
+              </w:rPr>
+              <w:t xml:space="preserve">：下载/浏览/转载等是否有较好且可查表现</w:t>
+            </w:r>
+          </w:p>
+        </w:tc>
+        <w:tc>
+          <w:tcPr/>
+          <w:p>
+            <w:pPr>
+              <w:pStyle w:val="Compact"/>
+            </w:pPr>
+            <w:r>
+              <w:rPr>
+                <w:rFonts w:hint="eastAsia"/>
+              </w:rPr>
+              <w:t xml:space="preserve">看具体数据与佐证</w:t>
+            </w:r>
+          </w:p>
+        </w:tc>
+        <w:tc>
+          <w:tcPr/>
+          <w:p>
+            <w:pPr>
+              <w:pStyle w:val="Compact"/>
+            </w:pPr>
+          </w:p>
+        </w:tc>
+        <w:tc>
+          <w:tcPr/>
+          <w:p>
+            <w:pPr>
+              <w:pStyle w:val="Compact"/>
+            </w:pPr>
+          </w:p>
+        </w:tc>
+        <w:tc>
+          <w:tcPr/>
+          <w:p>
+            <w:pPr>
+              <w:pStyle w:val="Compact"/>
+            </w:pPr>
+          </w:p>
+        </w:tc>
+        <w:tc>
+          <w:tcPr/>
+          <w:p>
+            <w:pPr>
+              <w:pStyle w:val="Compact"/>
+            </w:pPr>
+          </w:p>
+        </w:tc>
+        <w:tc>
+          <w:tcPr/>
+          <w:p>
+            <w:pPr>
+              <w:pStyle w:val="Compact"/>
+            </w:pPr>
+          </w:p>
+        </w:tc>
+        <w:tc>
+          <w:tcPr/>
+          <w:p>
+            <w:pPr>
+              <w:pStyle w:val="Compact"/>
+            </w:pPr>
+          </w:p>
+        </w:tc>
+      </w:tr>
+      <w:tr>
+        <w:tc>
+          <w:tcPr/>
+          <w:p>
+            <w:pPr>
+              <w:pStyle w:val="Compact"/>
+            </w:pPr>
+            <w:r>
+              <w:t xml:space="preserve">4.2</w:t>
+            </w:r>
+          </w:p>
+        </w:tc>
+        <w:tc>
+          <w:tcPr/>
+          <w:p>
+            <w:pPr>
+              <w:pStyle w:val="Compact"/>
+            </w:pPr>
+            <w:r>
+              <w:rPr>
+                <w:rFonts w:hint="eastAsia"/>
+                <w:b/>
+                <w:bCs/>
+              </w:rPr>
+              <w:t xml:space="preserve">业内认可</w:t>
+            </w:r>
+            <w:r>
+              <w:rPr>
+                <w:rFonts w:hint="eastAsia"/>
+              </w:rPr>
+              <w:t xml:space="preserve">：是否被指南/共识/教材/媒体引用或报道</w:t>
+            </w:r>
+          </w:p>
+        </w:tc>
+        <w:tc>
+          <w:tcPr/>
+          <w:p>
+            <w:pPr>
+              <w:pStyle w:val="Compact"/>
+            </w:pPr>
+            <w:r>
+              <w:rPr>
+                <w:rFonts w:hint="eastAsia"/>
+              </w:rPr>
+              <w:t xml:space="preserve">需有证据支撑</w:t>
+            </w:r>
+          </w:p>
+        </w:tc>
+        <w:tc>
+          <w:tcPr/>
+          <w:p>
+            <w:pPr>
+              <w:pStyle w:val="Compact"/>
+            </w:pPr>
+          </w:p>
+        </w:tc>
+        <w:tc>
+          <w:tcPr/>
+          <w:p>
+            <w:pPr>
+              <w:pStyle w:val="Compact"/>
+            </w:pPr>
+          </w:p>
+        </w:tc>
+        <w:tc>
+          <w:tcPr/>
+          <w:p>
+            <w:pPr>
+              <w:pStyle w:val="Compact"/>
+            </w:pPr>
+          </w:p>
+        </w:tc>
+        <w:tc>
+          <w:tcPr/>
+          <w:p>
+            <w:pPr>
+              <w:pStyle w:val="Compact"/>
+            </w:pPr>
+          </w:p>
+        </w:tc>
+        <w:tc>
+          <w:tcPr/>
+          <w:p>
+            <w:pPr>
+              <w:pStyle w:val="Compact"/>
+            </w:pPr>
+          </w:p>
+        </w:tc>
+        <w:tc>
+          <w:tcPr/>
+          <w:p>
+            <w:pPr>
+              <w:pStyle w:val="Compact"/>
+            </w:pPr>
+          </w:p>
+        </w:tc>
+      </w:tr>
+      <w:tr>
+        <w:tc>
+          <w:tcPr/>
+          <w:p>
+            <w:pPr>
+              <w:pStyle w:val="Compact"/>
+            </w:pPr>
+            <w:r>
+              <w:t xml:space="preserve">4.3</w:t>
+            </w:r>
+          </w:p>
+        </w:tc>
+        <w:tc>
+          <w:tcPr/>
+          <w:p>
+            <w:pPr>
+              <w:pStyle w:val="Compact"/>
+            </w:pPr>
+            <w:r>
+              <w:rPr>
+                <w:rFonts w:hint="eastAsia"/>
+                <w:b/>
+                <w:bCs/>
+              </w:rPr>
+              <w:t xml:space="preserve">经验可推广性</w:t>
+            </w:r>
+            <w:r>
+              <w:rPr>
+                <w:rFonts w:hint="eastAsia"/>
+              </w:rPr>
+              <w:t xml:space="preserve">：是否有可供同类栏目借鉴的做法</w:t>
+            </w:r>
+          </w:p>
+        </w:tc>
+        <w:tc>
+          <w:tcPr/>
+          <w:p>
+            <w:pPr>
+              <w:pStyle w:val="Compact"/>
+            </w:pPr>
+            <w:r>
+              <w:rPr>
+                <w:rFonts w:hint="eastAsia"/>
+              </w:rPr>
+              <w:t xml:space="preserve">有无可复制的建设经验</w:t>
+            </w:r>
+          </w:p>
+        </w:tc>
+        <w:tc>
+          <w:tcPr/>
+          <w:p>
+            <w:pPr>
+              <w:pStyle w:val="Compact"/>
+            </w:pPr>
+          </w:p>
+        </w:tc>
+        <w:tc>
+          <w:tcPr/>
+          <w:p>
+            <w:pPr>
+              <w:pStyle w:val="Compact"/>
+            </w:pPr>
+          </w:p>
+        </w:tc>
+        <w:tc>
+          <w:tcPr/>
+          <w:p>
+            <w:pPr>
+              <w:pStyle w:val="Compact"/>
+            </w:pPr>
+          </w:p>
+        </w:tc>
+        <w:tc>
+          <w:tcPr/>
+          <w:p>
+            <w:pPr>
+              <w:pStyle w:val="Compact"/>
+            </w:pPr>
+          </w:p>
+        </w:tc>
+        <w:tc>
+          <w:tcPr/>
+          <w:p>
+            <w:pPr>
+              <w:pStyle w:val="Compact"/>
+            </w:pPr>
+          </w:p>
+        </w:tc>
+        <w:tc>
+          <w:tcPr/>
+          <w:p>
+            <w:pPr>
+              <w:pStyle w:val="Compact"/>
+            </w:pPr>
+          </w:p>
+        </w:tc>
+      </w:tr>
+      <w:tr>
+        <w:tc>
+          <w:tcPr/>
+          <w:p>
+            <w:pPr>
+              <w:pStyle w:val="Compact"/>
+            </w:pPr>
+            <w:r>
+              <w:t xml:space="preserve">4.4</w:t>
+            </w:r>
+          </w:p>
+        </w:tc>
+        <w:tc>
+          <w:tcPr/>
+          <w:p>
+            <w:pPr>
+              <w:pStyle w:val="Compact"/>
+            </w:pPr>
+            <w:r>
+              <w:rPr>
+                <w:rFonts w:hint="eastAsia"/>
+                <w:b/>
+                <w:bCs/>
+              </w:rPr>
+              <w:t xml:space="preserve">品牌影响力</w:t>
+            </w:r>
+            <w:r>
+              <w:rPr>
+                <w:rFonts w:hint="eastAsia"/>
+              </w:rPr>
+              <w:t xml:space="preserve">：栏目在本领域是否形成一定知名度</w:t>
+            </w:r>
+          </w:p>
+        </w:tc>
+        <w:tc>
+          <w:tcPr/>
+          <w:p>
+            <w:pPr>
+              <w:pStyle w:val="Compact"/>
+            </w:pPr>
+            <w:r>
+              <w:rPr>
+                <w:rFonts w:hint="eastAsia"/>
+              </w:rPr>
+              <w:t xml:space="preserve">是否被业内熟知/认可</w:t>
+            </w:r>
+          </w:p>
+        </w:tc>
+        <w:tc>
+          <w:tcPr/>
+          <w:p>
+            <w:pPr>
+              <w:pStyle w:val="Compact"/>
+            </w:pPr>
+          </w:p>
+        </w:tc>
+        <w:tc>
+          <w:tcPr/>
+          <w:p>
+            <w:pPr>
+              <w:pStyle w:val="Compact"/>
+            </w:pPr>
+          </w:p>
+        </w:tc>
+        <w:tc>
+          <w:tcPr/>
+          <w:p>
+            <w:pPr>
+              <w:pStyle w:val="Compact"/>
+            </w:pPr>
+          </w:p>
+        </w:tc>
+        <w:tc>
+          <w:tcPr/>
+          <w:p>
+            <w:pPr>
+              <w:pStyle w:val="Compact"/>
+            </w:pPr>
+          </w:p>
+        </w:tc>
+        <w:tc>
+          <w:tcPr/>
+          <w:p>
+            <w:pPr>
+              <w:pStyle w:val="Compact"/>
+            </w:pPr>
+          </w:p>
+        </w:tc>
+        <w:tc>
+          <w:tcPr/>
+          <w:p>
+            <w:pPr>
+              <w:pStyle w:val="Compact"/>
+            </w:pPr>
+          </w:p>
+        </w:tc>
+      </w:tr>
+    </w:tbl>
+    <w:p>
+      <w:pPr>
+        <w:pStyle w:val="BlockText"/>
+      </w:pPr>
+      <w:r>
+        <w:rPr>
+          <w:rFonts w:hint="eastAsia"/>
+        </w:rPr>
+        <w:t xml:space="preserve">维度四系数平均值</w:t>
       </w:r>
       <w:r>
         <w:t xml:space="preserve"> </w:t>
@@ -3883,7 +4392,7 @@
           <w:b/>
           <w:bCs/>
         </w:rPr>
-        <w:t xml:space="preserve">总体定性评语（不少于100字，需指出特色亮点与主要不足）：</w:t>
+        <w:t xml:space="preserve">总体定性评语（不少于100字，请指出特色亮点与主要不足）：</w:t>
       </w:r>
     </w:p>
     <w:p>
@@ -5020,7 +5529,7 @@
         <w:pStyle w:val="Compact"/>
         <w:numPr>
           <w:ilvl w:val="0"/>
-          <w:numId w:val="1006"/>
+          <w:numId w:val="1005"/>
         </w:numPr>
       </w:pPr>
       <w:r>
@@ -5075,7 +5584,7 @@
         <w:pStyle w:val="Compact"/>
         <w:numPr>
           <w:ilvl w:val="0"/>
-          <w:numId w:val="1006"/>
+          <w:numId w:val="1005"/>
         </w:numPr>
       </w:pPr>
       <w:r>
@@ -5116,7 +5625,7 @@
         <w:pStyle w:val="Compact"/>
         <w:numPr>
           <w:ilvl w:val="0"/>
-          <w:numId w:val="1006"/>
+          <w:numId w:val="1005"/>
         </w:numPr>
       </w:pPr>
       <w:r>
@@ -5162,7 +5671,7 @@
         <w:pStyle w:val="Compact"/>
         <w:numPr>
           <w:ilvl w:val="0"/>
-          <w:numId w:val="1006"/>
+          <w:numId w:val="1005"/>
         </w:numPr>
       </w:pPr>
       <w:r>
@@ -5193,7 +5702,7 @@
         <w:pStyle w:val="Compact"/>
         <w:numPr>
           <w:ilvl w:val="0"/>
-          <w:numId w:val="1006"/>
+          <w:numId w:val="1005"/>
         </w:numPr>
       </w:pPr>
       <w:r>
@@ -5233,7 +5742,7 @@
         <w:pStyle w:val="Compact"/>
         <w:numPr>
           <w:ilvl w:val="0"/>
-          <w:numId w:val="1006"/>
+          <w:numId w:val="1005"/>
         </w:numPr>
       </w:pPr>
       <w:r>
@@ -5277,7 +5786,7 @@
         <w:pStyle w:val="Compact"/>
         <w:numPr>
           <w:ilvl w:val="0"/>
-          <w:numId w:val="1006"/>
+          <w:numId w:val="1005"/>
         </w:numPr>
       </w:pPr>
       <w:r>
@@ -5720,7 +6229,7 @@
         <w:pStyle w:val="Compact"/>
         <w:numPr>
           <w:ilvl w:val="0"/>
-          <w:numId w:val="1007"/>
+          <w:numId w:val="1006"/>
         </w:numPr>
       </w:pPr>
       <w:r>
@@ -5743,7 +6252,7 @@
         <w:pStyle w:val="Compact"/>
         <w:numPr>
           <w:ilvl w:val="0"/>
-          <w:numId w:val="1007"/>
+          <w:numId w:val="1006"/>
         </w:numPr>
       </w:pPr>
       <w:r>
@@ -5766,7 +6275,7 @@
         <w:pStyle w:val="Compact"/>
         <w:numPr>
           <w:ilvl w:val="0"/>
-          <w:numId w:val="1007"/>
+          <w:numId w:val="1006"/>
         </w:numPr>
       </w:pPr>
       <w:r>
@@ -5789,7 +6298,7 @@
         <w:pStyle w:val="Compact"/>
         <w:numPr>
           <w:ilvl w:val="0"/>
-          <w:numId w:val="1007"/>
+          <w:numId w:val="1006"/>
         </w:numPr>
       </w:pPr>
       <w:r>
@@ -5812,7 +6321,7 @@
         <w:pStyle w:val="Compact"/>
         <w:numPr>
           <w:ilvl w:val="0"/>
-          <w:numId w:val="1007"/>
+          <w:numId w:val="1006"/>
         </w:numPr>
       </w:pPr>
       <w:r>
@@ -5835,7 +6344,7 @@
         <w:pStyle w:val="Compact"/>
         <w:numPr>
           <w:ilvl w:val="0"/>
-          <w:numId w:val="1007"/>
+          <w:numId w:val="1006"/>
         </w:numPr>
       </w:pPr>
       <w:r>
@@ -5858,7 +6367,7 @@
         <w:pStyle w:val="Compact"/>
         <w:numPr>
           <w:ilvl w:val="0"/>
-          <w:numId w:val="1007"/>
+          <w:numId w:val="1006"/>
         </w:numPr>
       </w:pPr>
       <w:r>
@@ -5881,7 +6390,7 @@
         <w:pStyle w:val="Compact"/>
         <w:numPr>
           <w:ilvl w:val="0"/>
-          <w:numId w:val="1007"/>
+          <w:numId w:val="1006"/>
         </w:numPr>
       </w:pPr>
       <w:r>
@@ -6640,7 +7149,7 @@
         <w:rPr>
           <w:rFonts w:hint="eastAsia"/>
         </w:rPr>
-        <w:t xml:space="preserve">说明：上述模板可同时支撑定量计算与定性评价中”代表性论文”</w:t>
+        <w:t xml:space="preserve">说明：上述模板可同时支撑定量计算与定性评价中”代表作水平”</w:t>
       </w:r>
       <w:r>
         <w:rPr>
@@ -6658,7 +7167,7 @@
         <w:rPr>
           <w:rFonts w:hint="eastAsia"/>
         </w:rPr>
-        <w:t xml:space="preserve">等要点的证据核查，建议作为附件2的配套附表统一下发。</w:t>
+        <w:t xml:space="preserve">等条目的证据核查，建议作为附件2的配套附表统一下发。</w:t>
       </w:r>
     </w:p>
     <w:bookmarkEnd w:id="33"/>
@@ -7224,9 +7733,6 @@
     </w:lvlOverride>
   </w:num>
   <w:num w:numId="1005">
-    <w:abstractNumId w:val="991"/>
-  </w:num>
-  <w:num w:numId="1006">
     <w:abstractNumId w:val="99411"/>
     <w:lvlOverride w:ilvl="0">
       <w:startOverride w:val="1"/>
@@ -7256,7 +7762,7 @@
       <w:startOverride w:val="1"/>
     </w:lvlOverride>
   </w:num>
-  <w:num w:numId="1007">
+  <w:num w:numId="1006">
     <w:abstractNumId w:val="99411"/>
     <w:lvlOverride w:ilvl="0">
       <w:startOverride w:val="1"/>

--- a/中医药期刊特色栏目评价细则_定性评审表与定量审核.docx
+++ b/中医药期刊特色栏目评价细则_定性评审表与定量审核.docx
@@ -4522,7 +4522,7 @@
     </w:p>
     <w:bookmarkEnd w:id="26"/>
     <w:bookmarkEnd w:id="27"/>
-    <w:bookmarkStart w:id="34" w:name="第二部分-定量评价可实施性审核与材料补充建议"/>
+    <w:bookmarkStart w:id="36" w:name="第二部分-定量评价可实施性审核与材料补充建议"/>
     <w:p>
       <w:pPr>
         <w:pStyle w:val="Heading1"/>
@@ -6187,7 +6187,7 @@
       </w:tr>
     </w:tbl>
     <w:bookmarkEnd w:id="31"/>
-    <w:bookmarkStart w:id="32" w:name="五建议期刊补充提交的材料清单"/>
+    <w:bookmarkStart w:id="34" w:name="五对附件2的调整与补充建议"/>
     <w:p>
       <w:pPr>
         <w:pStyle w:val="Heading2"/>
@@ -6196,32 +6196,516 @@
         <w:rPr>
           <w:rFonts w:hint="eastAsia"/>
         </w:rPr>
-        <w:t xml:space="preserve">五、建议期刊补充提交的材料清单</w:t>
+        <w:t xml:space="preserve">五、对附件2的调整与补充建议</w:t>
       </w:r>
     </w:p>
     <w:p>
       <w:pPr>
-        <w:pStyle w:val="FirstParagraph"/>
-      </w:pPr>
-      <w:r>
-        <w:rPr>
-          <w:rFonts w:hint="eastAsia"/>
-        </w:rPr>
-        <w:t xml:space="preserve">在附件2现有内容基础上，</w:t>
-      </w:r>
+        <w:pStyle w:val="BlockText"/>
+      </w:pPr>
       <w:r>
         <w:rPr>
           <w:rFonts w:hint="eastAsia"/>
           <w:b/>
           <w:bCs/>
         </w:rPr>
-        <w:t xml:space="preserve">新增/强化</w:t>
-      </w:r>
-      <w:r>
-        <w:rPr>
-          <w:rFonts w:hint="eastAsia"/>
-        </w:rPr>
-        <w:t xml:space="preserve">以下提交项（标★为定量分析的硬性前置）：</w:t>
+        <w:t xml:space="preserve">原则：附件2已采集的内容不重复列入”新增”。</w:t>
+      </w:r>
+      <w:r>
+        <w:t xml:space="preserve"> </w:t>
+      </w:r>
+      <w:r>
+        <w:rPr>
+          <w:rFonts w:hint="eastAsia"/>
+        </w:rPr>
+        <w:t xml:space="preserve">凡现有项仅作”强化/调整”，确属附件2没有的才列为”新增”。（标★为定量分析的硬性前置）</w:t>
+      </w:r>
+    </w:p>
+    <w:bookmarkStart w:id="32" w:name="一对附件2已有项的强化调整不新增仅完善"/>
+    <w:p>
+      <w:pPr>
+        <w:pStyle w:val="Heading3"/>
+      </w:pPr>
+      <w:r>
+        <w:rPr>
+          <w:rFonts w:hint="eastAsia"/>
+        </w:rPr>
+        <w:t xml:space="preserve">（一）对附件2已有项的强化/调整（不新增，仅完善）</w:t>
+      </w:r>
+    </w:p>
+    <w:tbl>
+      <w:tblPr>
+        <w:tblStyle w:val="Table"/>
+        <w:tblW w:type="pct" w:w="5000"/>
+        <w:tblLayout w:type="fixed"/>
+        <w:tblLook w:firstRow="1" w:lastRow="0" w:firstColumn="0" w:lastColumn="0" w:noHBand="0" w:noVBand="0" w:val="0020"/>
+      </w:tblPr>
+      <w:tblGrid>
+        <w:gridCol w:w="1980"/>
+        <w:gridCol w:w="1980"/>
+        <w:gridCol w:w="1980"/>
+        <w:gridCol w:w="1980"/>
+      </w:tblGrid>
+      <w:tr>
+        <w:trPr>
+          <w:tblHeader w:val="on"/>
+        </w:trPr>
+        <w:tc>
+          <w:tcPr/>
+          <w:p>
+            <w:pPr>
+              <w:pStyle w:val="Compact"/>
+            </w:pPr>
+            <w:r>
+              <w:rPr>
+                <w:rFonts w:hint="eastAsia"/>
+              </w:rPr>
+              <w:t xml:space="preserve">附件2现有项</w:t>
+            </w:r>
+          </w:p>
+        </w:tc>
+        <w:tc>
+          <w:tcPr/>
+          <w:p>
+            <w:pPr>
+              <w:pStyle w:val="Compact"/>
+            </w:pPr>
+            <w:r>
+              <w:rPr>
+                <w:rFonts w:hint="eastAsia"/>
+              </w:rPr>
+              <w:t xml:space="preserve">现状不足</w:t>
+            </w:r>
+          </w:p>
+        </w:tc>
+        <w:tc>
+          <w:tcPr/>
+          <w:p>
+            <w:pPr>
+              <w:pStyle w:val="Compact"/>
+            </w:pPr>
+            <w:r>
+              <w:rPr>
+                <w:rFonts w:hint="eastAsia"/>
+              </w:rPr>
+              <w:t xml:space="preserve">调整建议</w:t>
+            </w:r>
+          </w:p>
+        </w:tc>
+        <w:tc>
+          <w:tcPr/>
+          <w:p>
+            <w:pPr>
+              <w:pStyle w:val="Compact"/>
+            </w:pPr>
+            <w:r>
+              <w:rPr>
+                <w:rFonts w:hint="eastAsia"/>
+              </w:rPr>
+              <w:t xml:space="preserve">支撑的定量指标</w:t>
+            </w:r>
+          </w:p>
+        </w:tc>
+      </w:tr>
+      <w:tr>
+        <w:tc>
+          <w:tcPr/>
+          <w:p>
+            <w:pPr>
+              <w:pStyle w:val="Compact"/>
+            </w:pPr>
+            <w:r>
+              <w:rPr>
+                <w:rFonts w:hint="eastAsia"/>
+              </w:rPr>
+              <w:t xml:space="preserve">§三1(4)</w:t>
+            </w:r>
+            <w:r>
+              <w:t xml:space="preserve"> </w:t>
+            </w:r>
+            <w:r>
+              <w:rPr>
+                <w:rFonts w:hint="eastAsia"/>
+              </w:rPr>
+              <w:t xml:space="preserve">栏目论文清单（附模板）</w:t>
+            </w:r>
+          </w:p>
+        </w:tc>
+        <w:tc>
+          <w:tcPr/>
+          <w:p>
+            <w:pPr>
+              <w:pStyle w:val="Compact"/>
+            </w:pPr>
+            <w:r>
+              <w:rPr>
+                <w:rFonts w:hint="eastAsia"/>
+              </w:rPr>
+              <w:t xml:space="preserve">模板字段未统一，难支撑计算</w:t>
+            </w:r>
+          </w:p>
+        </w:tc>
+        <w:tc>
+          <w:tcPr/>
+          <w:p>
+            <w:pPr>
+              <w:pStyle w:val="Compact"/>
+            </w:pPr>
+            <w:r>
+              <w:t xml:space="preserve">★ </w:t>
+            </w:r>
+            <w:r>
+              <w:rPr>
+                <w:rFonts w:hint="eastAsia"/>
+              </w:rPr>
+              <w:t xml:space="preserve">按第六节统一字段（逐篇含被引、下载、作者及单位、是否高被引等）</w:t>
+            </w:r>
+          </w:p>
+        </w:tc>
+        <w:tc>
+          <w:tcPr/>
+          <w:p>
+            <w:pPr>
+              <w:pStyle w:val="Compact"/>
+            </w:pPr>
+            <w:r>
+              <w:rPr>
+                <w:rFonts w:hint="eastAsia"/>
+              </w:rPr>
+              <w:t xml:space="preserve">平均被引、高被引占比、篇均下载、机构集中度、新作者占比</w:t>
+            </w:r>
+          </w:p>
+        </w:tc>
+      </w:tr>
+      <w:tr>
+        <w:tc>
+          <w:tcPr/>
+          <w:p>
+            <w:pPr>
+              <w:pStyle w:val="Compact"/>
+            </w:pPr>
+            <w:r>
+              <w:rPr>
+                <w:rFonts w:hint="eastAsia"/>
+              </w:rPr>
+              <w:t xml:space="preserve">§三1(2)</w:t>
+            </w:r>
+            <w:r>
+              <w:t xml:space="preserve"> </w:t>
+            </w:r>
+            <w:r>
+              <w:rPr>
+                <w:rFonts w:hint="eastAsia"/>
+              </w:rPr>
+              <w:t xml:space="preserve">各年度发文量</w:t>
+            </w:r>
+          </w:p>
+        </w:tc>
+        <w:tc>
+          <w:tcPr/>
+          <w:p>
+            <w:pPr>
+              <w:pStyle w:val="Compact"/>
+            </w:pPr>
+            <w:r>
+              <w:rPr>
+                <w:rFonts w:hint="eastAsia"/>
+              </w:rPr>
+              <w:t xml:space="preserve">仅</w:t>
+            </w:r>
+            <w:r>
+              <w:t xml:space="preserve"> </w:t>
+            </w:r>
+            <w:r>
+              <w:rPr>
+                <w:rFonts w:hint="eastAsia"/>
+              </w:rPr>
+              <w:t xml:space="preserve">2022—2024（3</w:t>
+            </w:r>
+            <w:r>
+              <w:t xml:space="preserve"> </w:t>
+            </w:r>
+            <w:r>
+              <w:rPr>
+                <w:rFonts w:hint="eastAsia"/>
+              </w:rPr>
+              <w:t xml:space="preserve">年），波动系数不稳健</w:t>
+            </w:r>
+          </w:p>
+        </w:tc>
+        <w:tc>
+          <w:tcPr/>
+          <w:p>
+            <w:pPr>
+              <w:pStyle w:val="Compact"/>
+            </w:pPr>
+            <w:r>
+              <w:t xml:space="preserve">★ </w:t>
+            </w:r>
+            <w:r>
+              <w:rPr>
+                <w:rFonts w:hint="eastAsia"/>
+              </w:rPr>
+              <w:t xml:space="preserve">扩展为</w:t>
+            </w:r>
+            <w:r>
+              <w:rPr>
+                <w:rFonts w:hint="eastAsia"/>
+                <w:b/>
+                <w:bCs/>
+              </w:rPr>
+              <w:t xml:space="preserve">近5年</w:t>
+            </w:r>
+            <w:r>
+              <w:rPr>
+                <w:rFonts w:hint="eastAsia"/>
+              </w:rPr>
+              <w:t xml:space="preserve">各年度发文量</w:t>
+            </w:r>
+          </w:p>
+        </w:tc>
+        <w:tc>
+          <w:tcPr/>
+          <w:p>
+            <w:pPr>
+              <w:pStyle w:val="Compact"/>
+            </w:pPr>
+            <w:r>
+              <w:rPr>
+                <w:rFonts w:hint="eastAsia"/>
+              </w:rPr>
+              <w:t xml:space="preserve">发文量波动系数、稳定性</w:t>
+            </w:r>
+          </w:p>
+        </w:tc>
+      </w:tr>
+      <w:tr>
+        <w:tc>
+          <w:tcPr/>
+          <w:p>
+            <w:pPr>
+              <w:pStyle w:val="Compact"/>
+            </w:pPr>
+            <w:r>
+              <w:rPr>
+                <w:rFonts w:hint="eastAsia"/>
+              </w:rPr>
+              <w:t xml:space="preserve">§三3(1)</w:t>
+            </w:r>
+            <w:r>
+              <w:t xml:space="preserve"> </w:t>
+            </w:r>
+            <w:r>
+              <w:rPr>
+                <w:rFonts w:hint="eastAsia"/>
+              </w:rPr>
+              <w:t xml:space="preserve">下载量/浏览量</w:t>
+            </w:r>
+          </w:p>
+        </w:tc>
+        <w:tc>
+          <w:tcPr/>
+          <w:p>
+            <w:pPr>
+              <w:pStyle w:val="Compact"/>
+            </w:pPr>
+            <w:r>
+              <w:rPr>
+                <w:rFonts w:hint="eastAsia"/>
+              </w:rPr>
+              <w:t xml:space="preserve">笼统填报、无平台与时点</w:t>
+            </w:r>
+          </w:p>
+        </w:tc>
+        <w:tc>
+          <w:tcPr/>
+          <w:p>
+            <w:pPr>
+              <w:pStyle w:val="Compact"/>
+            </w:pPr>
+            <w:r>
+              <w:rPr>
+                <w:rFonts w:hint="eastAsia"/>
+              </w:rPr>
+              <w:t xml:space="preserve">改为</w:t>
+            </w:r>
+            <w:r>
+              <w:rPr>
+                <w:rFonts w:hint="eastAsia"/>
+                <w:b/>
+                <w:bCs/>
+              </w:rPr>
+              <w:t xml:space="preserve">逐篇</w:t>
+            </w:r>
+            <w:r>
+              <w:rPr>
+                <w:rFonts w:hint="eastAsia"/>
+              </w:rPr>
+              <w:t xml:space="preserve">填报并入论文清单，注明平台与检索时点</w:t>
+            </w:r>
+          </w:p>
+        </w:tc>
+        <w:tc>
+          <w:tcPr/>
+          <w:p>
+            <w:pPr>
+              <w:pStyle w:val="Compact"/>
+            </w:pPr>
+            <w:r>
+              <w:rPr>
+                <w:rFonts w:hint="eastAsia"/>
+              </w:rPr>
+              <w:t xml:space="preserve">篇均下载量</w:t>
+            </w:r>
+          </w:p>
+        </w:tc>
+      </w:tr>
+      <w:tr>
+        <w:tc>
+          <w:tcPr/>
+          <w:p>
+            <w:pPr>
+              <w:pStyle w:val="Compact"/>
+            </w:pPr>
+            <w:r>
+              <w:rPr>
+                <w:rFonts w:hint="eastAsia"/>
+              </w:rPr>
+              <w:t xml:space="preserve">§三2(1)</w:t>
+            </w:r>
+            <w:r>
+              <w:t xml:space="preserve"> </w:t>
+            </w:r>
+            <w:r>
+              <w:rPr>
+                <w:rFonts w:hint="eastAsia"/>
+              </w:rPr>
+              <w:t xml:space="preserve">基金论文占比</w:t>
+            </w:r>
+          </w:p>
+        </w:tc>
+        <w:tc>
+          <w:tcPr/>
+          <w:p>
+            <w:pPr>
+              <w:pStyle w:val="Compact"/>
+            </w:pPr>
+            <w:r>
+              <w:rPr>
+                <w:rFonts w:hint="eastAsia"/>
+              </w:rPr>
+              <w:t xml:space="preserve">仅填总占比</w:t>
+            </w:r>
+          </w:p>
+        </w:tc>
+        <w:tc>
+          <w:tcPr/>
+          <w:p>
+            <w:pPr>
+              <w:pStyle w:val="Compact"/>
+            </w:pPr>
+            <w:r>
+              <w:rPr>
+                <w:rFonts w:hint="eastAsia"/>
+              </w:rPr>
+              <w:t xml:space="preserve">由论文清单”是否基金论文”字段自动核算（保留现有项即可）</w:t>
+            </w:r>
+          </w:p>
+        </w:tc>
+        <w:tc>
+          <w:tcPr/>
+          <w:p>
+            <w:pPr>
+              <w:pStyle w:val="Compact"/>
+            </w:pPr>
+            <w:r>
+              <w:rPr>
+                <w:rFonts w:hint="eastAsia"/>
+              </w:rPr>
+              <w:t xml:space="preserve">基金论文占比（可核查）</w:t>
+            </w:r>
+          </w:p>
+        </w:tc>
+      </w:tr>
+      <w:tr>
+        <w:tc>
+          <w:tcPr/>
+          <w:p>
+            <w:pPr>
+              <w:pStyle w:val="Compact"/>
+            </w:pPr>
+            <w:r>
+              <w:rPr>
+                <w:rFonts w:hint="eastAsia"/>
+              </w:rPr>
+              <w:t xml:space="preserve">§七</w:t>
+            </w:r>
+            <w:r>
+              <w:t xml:space="preserve"> </w:t>
+            </w:r>
+            <w:r>
+              <w:rPr>
+                <w:rFonts w:hint="eastAsia"/>
+              </w:rPr>
+              <w:t xml:space="preserve">真实性承诺书</w:t>
+            </w:r>
+          </w:p>
+        </w:tc>
+        <w:tc>
+          <w:tcPr/>
+          <w:p>
+            <w:pPr>
+              <w:pStyle w:val="Compact"/>
+            </w:pPr>
+            <w:r>
+              <w:rPr>
+                <w:rFonts w:hint="eastAsia"/>
+              </w:rPr>
+              <w:t xml:space="preserve">未明确涵盖计量数据</w:t>
+            </w:r>
+          </w:p>
+        </w:tc>
+        <w:tc>
+          <w:tcPr/>
+          <w:p>
+            <w:pPr>
+              <w:pStyle w:val="Compact"/>
+            </w:pPr>
+            <w:r>
+              <w:rPr>
+                <w:rFonts w:hint="eastAsia"/>
+              </w:rPr>
+              <w:t xml:space="preserve">在已有承诺书中增加”计量数据真实、可核查”条款（不另设新承诺书）</w:t>
+            </w:r>
+          </w:p>
+        </w:tc>
+        <w:tc>
+          <w:tcPr/>
+          <w:p>
+            <w:pPr>
+              <w:pStyle w:val="Compact"/>
+            </w:pPr>
+            <w:r>
+              <w:rPr>
+                <w:rFonts w:hint="eastAsia"/>
+              </w:rPr>
+              <w:t xml:space="preserve">全部定量指标可信度</w:t>
+            </w:r>
+          </w:p>
+        </w:tc>
+      </w:tr>
+    </w:tbl>
+    <w:bookmarkEnd w:id="32"/>
+    <w:bookmarkStart w:id="33" w:name="二需新增提交的材料附件2当前确无"/>
+    <w:p>
+      <w:pPr>
+        <w:pStyle w:val="Heading3"/>
+      </w:pPr>
+      <w:r>
+        <w:rPr>
+          <w:rFonts w:hint="eastAsia"/>
+        </w:rPr>
+        <w:t xml:space="preserve">（二）需新增提交的材料（附件2当前确无）</w:t>
       </w:r>
     </w:p>
     <w:p>
@@ -6234,17 +6718,24 @@
       </w:pPr>
       <w:r>
         <w:rPr>
-          <w:rFonts w:hint="eastAsia"/>
           <w:b/>
           <w:bCs/>
         </w:rPr>
-        <w:t xml:space="preserve">★《栏目论文清单（标准化模板）》（Excel）</w:t>
-      </w:r>
-      <w:r>
-        <w:rPr>
-          <w:rFonts w:hint="eastAsia"/>
-        </w:rPr>
-        <w:t xml:space="preserve">：逐篇填报，字段见第六节，是平均被引、高被引占比、篇均下载、机构集中度、新作者占比等指标的统一数据底座。</w:t>
+        <w:t xml:space="preserve">★ </w:t>
+      </w:r>
+      <w:r>
+        <w:rPr>
+          <w:rFonts w:hint="eastAsia"/>
+          <w:b/>
+          <w:bCs/>
+        </w:rPr>
+        <w:t xml:space="preserve">栏目自设立以来的作者名录或历史发文记录</w:t>
+      </w:r>
+      <w:r>
+        <w:rPr>
+          <w:rFonts w:hint="eastAsia"/>
+        </w:rPr>
+        <w:t xml:space="preserve">：用于判定”新作者”；无法提供时按统一操作定义处理。</w:t>
       </w:r>
     </w:p>
     <w:p>
@@ -6257,17 +6748,24 @@
       </w:pPr>
       <w:r>
         <w:rPr>
-          <w:rFonts w:hint="eastAsia"/>
           <w:b/>
           <w:bCs/>
         </w:rPr>
-        <w:t xml:space="preserve">★近5年各年度发文量</w:t>
-      </w:r>
-      <w:r>
-        <w:rPr>
-          <w:rFonts w:hint="eastAsia"/>
-        </w:rPr>
-        <w:t xml:space="preserve">（用于发文量波动系数与稳定性判断）。</w:t>
+        <w:t xml:space="preserve">★ </w:t>
+      </w:r>
+      <w:r>
+        <w:rPr>
+          <w:rFonts w:hint="eastAsia"/>
+          <w:b/>
+          <w:bCs/>
+        </w:rPr>
+        <w:t xml:space="preserve">计量数据来源佐证</w:t>
+      </w:r>
+      <w:r>
+        <w:rPr>
+          <w:rFonts w:hint="eastAsia"/>
+        </w:rPr>
+        <w:t xml:space="preserve">：被引、下载等数据的数据库导出文件或检索截图，注明数据库名称与检索/统计时点。</w:t>
       </w:r>
     </w:p>
     <w:p>
@@ -6284,13 +6782,13 @@
           <w:b/>
           <w:bCs/>
         </w:rPr>
-        <w:t xml:space="preserve">★逐篇全部作者及其单位明细</w:t>
-      </w:r>
-      <w:r>
-        <w:rPr>
-          <w:rFonts w:hint="eastAsia"/>
-        </w:rPr>
-        <w:t xml:space="preserve">（用于机构集中度、合作机构、新作者占比）。</w:t>
+        <w:t xml:space="preserve">高被引论文佐证</w:t>
+      </w:r>
+      <w:r>
+        <w:rPr>
+          <w:rFonts w:hint="eastAsia"/>
+        </w:rPr>
+        <w:t xml:space="preserve">：按统一标准标注的高被引论文清单及判定依据（依赖第四节”高被引标准”先行确定）。</w:t>
       </w:r>
     </w:p>
     <w:p>
@@ -6307,118 +6805,63 @@
           <w:b/>
           <w:bCs/>
         </w:rPr>
-        <w:t xml:space="preserve">★栏目自设立以来的作者名录或历史发文记录</w:t>
-      </w:r>
-      <w:r>
-        <w:rPr>
-          <w:rFonts w:hint="eastAsia"/>
-        </w:rPr>
-        <w:t xml:space="preserve">（用于”新作者”判定），如无法提供则按统一操作定义处理。</w:t>
+        <w:t xml:space="preserve">统计口径说明表</w:t>
+      </w:r>
+      <w:r>
+        <w:rPr>
+          <w:rFonts w:hint="eastAsia"/>
+        </w:rPr>
+        <w:t xml:space="preserve">：数据库、检索式、统计窗口、是否去自引、是否含网络首发等。</w:t>
       </w:r>
     </w:p>
     <w:p>
       <w:pPr>
-        <w:pStyle w:val="Compact"/>
-        <w:numPr>
-          <w:ilvl w:val="0"/>
-          <w:numId w:val="1006"/>
-        </w:numPr>
-      </w:pPr>
+        <w:pStyle w:val="BlockText"/>
+      </w:pPr>
+      <w:r>
+        <w:rPr>
+          <w:rFonts w:hint="eastAsia"/>
+        </w:rPr>
+        <w:t xml:space="preserve">注：编辑部联系人（附件2§一10）、栏目设立年限（§一7）、刊发期次（§一9、§三1(3)）等已采集，不再重复要求。</w:t>
+      </w:r>
+    </w:p>
+    <w:bookmarkEnd w:id="33"/>
+    <w:bookmarkEnd w:id="34"/>
+    <w:bookmarkStart w:id="35" w:name="六栏目论文清单建议字段模板标准化附件2三14已有清单"/>
+    <w:p>
+      <w:pPr>
+        <w:pStyle w:val="Heading2"/>
+      </w:pPr>
+      <w:r>
+        <w:rPr>
+          <w:rFonts w:hint="eastAsia"/>
+        </w:rPr>
+        <w:t xml:space="preserve">六、《栏目论文清单》建议字段模板（标准化附件2§三1(4)已有清单）</w:t>
+      </w:r>
+    </w:p>
+    <w:p>
+      <w:pPr>
+        <w:pStyle w:val="FirstParagraph"/>
+      </w:pPr>
+      <w:r>
+        <w:rPr>
+          <w:rFonts w:hint="eastAsia"/>
+        </w:rPr>
+        <w:t xml:space="preserve">本模板是对附件2已要求的”栏目论文清单”的</w:t>
+      </w:r>
       <w:r>
         <w:rPr>
           <w:rFonts w:hint="eastAsia"/>
           <w:b/>
           <w:bCs/>
         </w:rPr>
-        <w:t xml:space="preserve">计量数据来源佐证</w:t>
-      </w:r>
-      <w:r>
-        <w:rPr>
-          <w:rFonts w:hint="eastAsia"/>
-        </w:rPr>
-        <w:t xml:space="preserve">：被引、下载等数据的数据库导出文件或检索截图，注明数据库名称与检索/统计时点。</w:t>
-      </w:r>
-    </w:p>
-    <w:p>
-      <w:pPr>
-        <w:pStyle w:val="Compact"/>
-        <w:numPr>
-          <w:ilvl w:val="0"/>
-          <w:numId w:val="1006"/>
-        </w:numPr>
-      </w:pPr>
-      <w:r>
-        <w:rPr>
-          <w:rFonts w:hint="eastAsia"/>
-          <w:b/>
-          <w:bCs/>
-        </w:rPr>
-        <w:t xml:space="preserve">高被引论文佐证</w:t>
-      </w:r>
-      <w:r>
-        <w:rPr>
-          <w:rFonts w:hint="eastAsia"/>
-        </w:rPr>
-        <w:t xml:space="preserve">：按统一标准标注的高被引论文清单及判定依据。</w:t>
-      </w:r>
-    </w:p>
-    <w:p>
-      <w:pPr>
-        <w:pStyle w:val="Compact"/>
-        <w:numPr>
-          <w:ilvl w:val="0"/>
-          <w:numId w:val="1006"/>
-        </w:numPr>
-      </w:pPr>
-      <w:r>
-        <w:rPr>
-          <w:rFonts w:hint="eastAsia"/>
-          <w:b/>
-          <w:bCs/>
-        </w:rPr>
-        <w:t xml:space="preserve">统计口径说明表</w:t>
-      </w:r>
-      <w:r>
-        <w:rPr>
-          <w:rFonts w:hint="eastAsia"/>
-        </w:rPr>
-        <w:t xml:space="preserve">：数据库、检索式、统计窗口、是否去自引、是否含网络首发等。</w:t>
-      </w:r>
-    </w:p>
-    <w:p>
-      <w:pPr>
-        <w:pStyle w:val="Compact"/>
-        <w:numPr>
-          <w:ilvl w:val="0"/>
-          <w:numId w:val="1006"/>
-        </w:numPr>
-      </w:pPr>
-      <w:r>
-        <w:rPr>
-          <w:rFonts w:hint="eastAsia"/>
-          <w:b/>
-          <w:bCs/>
-        </w:rPr>
-        <w:t xml:space="preserve">数据真实性承诺书</w:t>
-      </w:r>
-      <w:r>
-        <w:rPr>
-          <w:rFonts w:hint="eastAsia"/>
-        </w:rPr>
-        <w:t xml:space="preserve">（附件2已含承诺书，建议在其中明确计量数据的真实性与可核查条款）及编辑部数据联系人。</w:t>
-      </w:r>
-    </w:p>
-    <w:bookmarkEnd w:id="32"/>
-    <w:bookmarkStart w:id="33" w:name="六栏目论文清单建议字段模板"/>
-    <w:p>
-      <w:pPr>
-        <w:pStyle w:val="Heading2"/>
-      </w:pPr>
-      <w:r>
-        <w:rPr>
-          <w:rFonts w:hint="eastAsia"/>
-        </w:rPr>
-        <w:t xml:space="preserve">六、《栏目论文清单》建议字段模板</w:t>
+        <w:t xml:space="preserve">字段标准化</w:t>
+      </w:r>
+      <w:r>
+        <w:rPr>
+          <w:rFonts w:hint="eastAsia"/>
+        </w:rPr>
+        <w:t xml:space="preserve">，并非新增材料；标★者为支撑定量计算的关键强化字段。</w:t>
       </w:r>
     </w:p>
     <w:tbl>
@@ -6501,7 +6944,10 @@
               <w:pStyle w:val="Compact"/>
             </w:pPr>
             <w:r>
-              <w:t xml:space="preserve">—</w:t>
+              <w:rPr>
+                <w:rFonts w:hint="eastAsia"/>
+              </w:rPr>
+              <w:t xml:space="preserve">基础字段</w:t>
             </w:r>
           </w:p>
         </w:tc>
@@ -6539,7 +6985,10 @@
               <w:pStyle w:val="Compact"/>
             </w:pPr>
             <w:r>
-              <w:t xml:space="preserve">—</w:t>
+              <w:rPr>
+                <w:rFonts w:hint="eastAsia"/>
+              </w:rPr>
+              <w:t xml:space="preserve">基础字段</w:t>
             </w:r>
           </w:p>
         </w:tc>
@@ -6563,6 +7012,9 @@
               <w:pStyle w:val="Compact"/>
             </w:pPr>
             <w:r>
+              <w:t xml:space="preserve">★ </w:t>
+            </w:r>
+            <w:r>
               <w:rPr>
                 <w:rFonts w:hint="eastAsia"/>
               </w:rPr>
@@ -6580,7 +7032,7 @@
               <w:rPr>
                 <w:rFonts w:hint="eastAsia"/>
               </w:rPr>
-              <w:t xml:space="preserve">完整作者名单</w:t>
+              <w:t xml:space="preserve">完整作者名单（强化）</w:t>
             </w:r>
           </w:p>
         </w:tc>
@@ -6607,6 +7059,9 @@
               <w:pStyle w:val="Compact"/>
             </w:pPr>
             <w:r>
+              <w:t xml:space="preserve">★ </w:t>
+            </w:r>
+            <w:r>
               <w:rPr>
                 <w:rFonts w:hint="eastAsia"/>
               </w:rPr>
@@ -6624,7 +7079,7 @@
               <w:rPr>
                 <w:rFonts w:hint="eastAsia"/>
               </w:rPr>
-              <w:t xml:space="preserve">规范全称</w:t>
+              <w:t xml:space="preserve">规范全称（强化）</w:t>
             </w:r>
           </w:p>
         </w:tc>
@@ -6651,6 +7106,9 @@
               <w:pStyle w:val="Compact"/>
             </w:pPr>
             <w:r>
+              <w:t xml:space="preserve">★ </w:t>
+            </w:r>
+            <w:r>
               <w:rPr>
                 <w:rFonts w:hint="eastAsia"/>
               </w:rPr>
@@ -6668,7 +7126,7 @@
               <w:rPr>
                 <w:rFonts w:hint="eastAsia"/>
               </w:rPr>
-              <w:t xml:space="preserve">规范全称</w:t>
+              <w:t xml:space="preserve">规范全称（强化）</w:t>
             </w:r>
           </w:p>
         </w:tc>
@@ -6695,6 +7153,9 @@
               <w:pStyle w:val="Compact"/>
             </w:pPr>
             <w:r>
+              <w:t xml:space="preserve">★ </w:t>
+            </w:r>
+            <w:r>
               <w:rPr>
                 <w:rFonts w:hint="eastAsia"/>
               </w:rPr>
@@ -6712,7 +7173,7 @@
               <w:rPr>
                 <w:rFonts w:hint="eastAsia"/>
               </w:rPr>
-              <w:t xml:space="preserve">规范全称</w:t>
+              <w:t xml:space="preserve">规范全称（强化）</w:t>
             </w:r>
           </w:p>
         </w:tc>
@@ -6780,7 +7241,10 @@
               <w:pStyle w:val="Compact"/>
             </w:pPr>
             <w:r>
-              <w:t xml:space="preserve">—</w:t>
+              <w:rPr>
+                <w:rFonts w:hint="eastAsia"/>
+              </w:rPr>
+              <w:t xml:space="preserve">基础字段</w:t>
             </w:r>
           </w:p>
         </w:tc>
@@ -6898,6 +7362,9 @@
               <w:pStyle w:val="Compact"/>
             </w:pPr>
             <w:r>
+              <w:t xml:space="preserve">★ </w:t>
+            </w:r>
+            <w:r>
               <w:rPr>
                 <w:rFonts w:hint="eastAsia"/>
               </w:rPr>
@@ -6924,7 +7391,7 @@
               <w:rPr>
                 <w:rFonts w:hint="eastAsia"/>
               </w:rPr>
-              <w:t xml:space="preserve">检索日期</w:t>
+              <w:t xml:space="preserve">检索日期（强化）</w:t>
             </w:r>
           </w:p>
         </w:tc>
@@ -6951,6 +7418,9 @@
               <w:pStyle w:val="Compact"/>
             </w:pPr>
             <w:r>
+              <w:t xml:space="preserve">★ </w:t>
+            </w:r>
+            <w:r>
               <w:rPr>
                 <w:rFonts w:hint="eastAsia"/>
               </w:rPr>
@@ -6968,7 +7438,7 @@
               <w:rPr>
                 <w:rFonts w:hint="eastAsia"/>
               </w:rPr>
-              <w:t xml:space="preserve">按统一标准标注</w:t>
+              <w:t xml:space="preserve">按统一标准标注（强化）</w:t>
             </w:r>
           </w:p>
         </w:tc>
@@ -6995,6 +7465,9 @@
               <w:pStyle w:val="Compact"/>
             </w:pPr>
             <w:r>
+              <w:t xml:space="preserve">★ </w:t>
+            </w:r>
+            <w:r>
               <w:rPr>
                 <w:rFonts w:hint="eastAsia"/>
               </w:rPr>
@@ -7030,7 +7503,7 @@
               <w:rPr>
                 <w:rFonts w:hint="eastAsia"/>
               </w:rPr>
-              <w:t xml:space="preserve">日期</w:t>
+              <w:t xml:space="preserve">日期（强化）</w:t>
             </w:r>
           </w:p>
         </w:tc>
@@ -7149,7 +7622,7 @@
         <w:rPr>
           <w:rFonts w:hint="eastAsia"/>
         </w:rPr>
-        <w:t xml:space="preserve">说明：上述模板可同时支撑定量计算与定性评价中”代表作水平”</w:t>
+        <w:t xml:space="preserve">说明：本清单为定量计算的统一数据底座，同时支撑定性评价中”代表作水平”</w:t>
       </w:r>
       <w:r>
         <w:rPr>
@@ -7167,11 +7640,25 @@
         <w:rPr>
           <w:rFonts w:hint="eastAsia"/>
         </w:rPr>
-        <w:t xml:space="preserve">等条目的证据核查，建议作为附件2的配套附表统一下发。</w:t>
+        <w:t xml:space="preserve">等条目的证据核查；建议作为附件2§三1(4)的配套标准模板统一下发，</w:t>
+      </w:r>
+      <w:r>
+        <w:rPr>
+          <w:rFonts w:hint="eastAsia"/>
+          <w:b/>
+          <w:bCs/>
+        </w:rPr>
+        <w:t xml:space="preserve">替代而非叠加</w:t>
+      </w:r>
+      <w:r>
+        <w:rPr>
+          <w:rFonts w:hint="eastAsia"/>
+        </w:rPr>
+        <w:t xml:space="preserve">原有的非结构化清单要求。</w:t>
       </w:r>
     </w:p>
-    <w:bookmarkEnd w:id="33"/>
-    <w:bookmarkEnd w:id="34"/>
+    <w:bookmarkEnd w:id="35"/>
+    <w:bookmarkEnd w:id="36"/>
     <w:sectPr/>
   </w:body>
 </w:document>
